--- a/7-技术管理/运行记录类文件/070201-2025年运维研发规划.docx
+++ b/7-技术管理/运行记录类文件/070201-2025年运维研发规划.docx
@@ -4,6 +4,14 @@
   <w:body>
     <w:p>
       <w:pPr>
+        <w:keepNext w:val="0"/>
+        <w:keepLines w:val="0"/>
+        <w:pageBreakBefore w:val="0"/>
+        <w:widowControl w:val="0"/>
+        <w:wordWrap/>
+        <w:overflowPunct/>
+        <w:topLinePunct w:val="0"/>
+        <w:bidi w:val="0"/>
         <w:spacing w:before="78" w:line="219" w:lineRule="auto"/>
         <w:ind w:left="25"/>
         <w:rPr>
@@ -123,6 +131,13 @@
     <w:p>
       <w:pPr>
         <w:pStyle w:val="24"/>
+        <w:keepNext w:val="0"/>
+        <w:keepLines w:val="0"/>
+        <w:pageBreakBefore w:val="0"/>
+        <w:widowControl w:val="0"/>
+        <w:wordWrap/>
+        <w:overflowPunct/>
+        <w:topLinePunct w:val="0"/>
         <w:bidi w:val="0"/>
       </w:pPr>
       <w:bookmarkStart w:id="0" w:name="_Toc18978"/>
@@ -138,6 +153,13 @@
     <w:p>
       <w:pPr>
         <w:pStyle w:val="25"/>
+        <w:keepNext w:val="0"/>
+        <w:keepLines w:val="0"/>
+        <w:pageBreakBefore w:val="0"/>
+        <w:widowControl w:val="0"/>
+        <w:wordWrap/>
+        <w:overflowPunct/>
+        <w:topLinePunct w:val="0"/>
         <w:bidi w:val="0"/>
         <w:rPr>
           <w:rFonts w:hint="default"/>
@@ -205,7 +227,14 @@
           </w:tcPr>
           <w:p>
             <w:pPr>
-              <w:widowControl w:val="0"/>
+              <w:keepNext w:val="0"/>
+              <w:keepLines w:val="0"/>
+              <w:pageBreakBefore w:val="0"/>
+              <w:widowControl w:val="0"/>
+              <w:wordWrap/>
+              <w:overflowPunct/>
+              <w:topLinePunct w:val="0"/>
+              <w:bidi w:val="0"/>
               <w:rPr>
                 <w:rFonts w:hint="default"/>
                 <w:vertAlign w:val="baseline"/>
@@ -260,7 +289,14 @@
           </w:tcPr>
           <w:p>
             <w:pPr>
-              <w:widowControl w:val="0"/>
+              <w:keepNext w:val="0"/>
+              <w:keepLines w:val="0"/>
+              <w:pageBreakBefore w:val="0"/>
+              <w:widowControl w:val="0"/>
+              <w:wordWrap/>
+              <w:overflowPunct/>
+              <w:topLinePunct w:val="0"/>
+              <w:bidi w:val="0"/>
               <w:rPr>
                 <w:rFonts w:hint="default"/>
                 <w:vertAlign w:val="baseline"/>
@@ -324,7 +360,14 @@
           </w:tcPr>
           <w:p>
             <w:pPr>
-              <w:widowControl w:val="0"/>
+              <w:keepNext w:val="0"/>
+              <w:keepLines w:val="0"/>
+              <w:pageBreakBefore w:val="0"/>
+              <w:widowControl w:val="0"/>
+              <w:wordWrap/>
+              <w:overflowPunct/>
+              <w:topLinePunct w:val="0"/>
+              <w:bidi w:val="0"/>
               <w:rPr>
                 <w:rFonts w:hint="eastAsia" w:ascii="Arial" w:hAnsi="Arial" w:eastAsia="Arial" w:cs="Arial"/>
                 <w:snapToGrid w:val="0"/>
@@ -385,7 +428,14 @@
           </w:tcPr>
           <w:p>
             <w:pPr>
-              <w:widowControl w:val="0"/>
+              <w:keepNext w:val="0"/>
+              <w:keepLines w:val="0"/>
+              <w:pageBreakBefore w:val="0"/>
+              <w:widowControl w:val="0"/>
+              <w:wordWrap/>
+              <w:overflowPunct/>
+              <w:topLinePunct w:val="0"/>
+              <w:bidi w:val="0"/>
               <w:rPr>
                 <w:rFonts w:hint="eastAsia" w:ascii="Arial" w:hAnsi="Arial" w:eastAsia="Arial" w:cs="Arial"/>
                 <w:snapToGrid w:val="0"/>
@@ -453,7 +503,14 @@
           </w:tcPr>
           <w:p>
             <w:pPr>
-              <w:widowControl w:val="0"/>
+              <w:keepNext w:val="0"/>
+              <w:keepLines w:val="0"/>
+              <w:pageBreakBefore w:val="0"/>
+              <w:widowControl w:val="0"/>
+              <w:wordWrap/>
+              <w:overflowPunct/>
+              <w:topLinePunct w:val="0"/>
+              <w:bidi w:val="0"/>
               <w:rPr>
                 <w:rFonts w:hint="eastAsia"/>
                 <w:vertAlign w:val="baseline"/>
@@ -494,7 +551,14 @@
           </w:tcPr>
           <w:p>
             <w:pPr>
-              <w:widowControl w:val="0"/>
+              <w:keepNext w:val="0"/>
+              <w:keepLines w:val="0"/>
+              <w:pageBreakBefore w:val="0"/>
+              <w:widowControl w:val="0"/>
+              <w:wordWrap/>
+              <w:overflowPunct/>
+              <w:topLinePunct w:val="0"/>
+              <w:bidi w:val="0"/>
               <w:rPr>
                 <w:rFonts w:hint="default"/>
                 <w:vertAlign w:val="baseline"/>
@@ -533,12 +597,30 @@
       </w:tr>
     </w:tbl>
     <w:p>
+      <w:pPr>
+        <w:keepNext w:val="0"/>
+        <w:keepLines w:val="0"/>
+        <w:pageBreakBefore w:val="0"/>
+        <w:widowControl w:val="0"/>
+        <w:wordWrap/>
+        <w:overflowPunct/>
+        <w:topLinePunct w:val="0"/>
+        <w:bidi w:val="0"/>
+      </w:pPr>
       <w:r>
         <w:br w:type="page"/>
       </w:r>
     </w:p>
     <w:p>
       <w:pPr>
+        <w:keepNext w:val="0"/>
+        <w:keepLines w:val="0"/>
+        <w:pageBreakBefore w:val="0"/>
+        <w:widowControl w:val="0"/>
+        <w:wordWrap/>
+        <w:overflowPunct/>
+        <w:topLinePunct w:val="0"/>
+        <w:bidi w:val="0"/>
         <w:spacing w:before="153" w:line="225" w:lineRule="auto"/>
         <w:ind w:left="3634"/>
         <w:rPr>
@@ -614,6 +696,14 @@
           </w:tcPr>
           <w:p>
             <w:pPr>
+              <w:keepNext w:val="0"/>
+              <w:keepLines w:val="0"/>
+              <w:pageBreakBefore w:val="0"/>
+              <w:widowControl w:val="0"/>
+              <w:wordWrap/>
+              <w:overflowPunct/>
+              <w:topLinePunct w:val="0"/>
+              <w:bidi w:val="0"/>
               <w:spacing w:before="176" w:line="228" w:lineRule="auto"/>
               <w:ind w:left="607"/>
               <w:rPr>
@@ -639,6 +729,14 @@
           </w:tcPr>
           <w:p>
             <w:pPr>
+              <w:keepNext w:val="0"/>
+              <w:keepLines w:val="0"/>
+              <w:pageBreakBefore w:val="0"/>
+              <w:widowControl w:val="0"/>
+              <w:wordWrap/>
+              <w:overflowPunct/>
+              <w:topLinePunct w:val="0"/>
+              <w:bidi w:val="0"/>
               <w:spacing w:before="175" w:line="227" w:lineRule="auto"/>
               <w:ind w:left="253"/>
               <w:rPr>
@@ -664,6 +762,14 @@
           </w:tcPr>
           <w:p>
             <w:pPr>
+              <w:keepNext w:val="0"/>
+              <w:keepLines w:val="0"/>
+              <w:pageBreakBefore w:val="0"/>
+              <w:widowControl w:val="0"/>
+              <w:wordWrap/>
+              <w:overflowPunct/>
+              <w:topLinePunct w:val="0"/>
+              <w:bidi w:val="0"/>
               <w:spacing w:before="175" w:line="228" w:lineRule="auto"/>
               <w:ind w:left="730"/>
               <w:rPr>
@@ -689,6 +795,14 @@
           </w:tcPr>
           <w:p>
             <w:pPr>
+              <w:keepNext w:val="0"/>
+              <w:keepLines w:val="0"/>
+              <w:pageBreakBefore w:val="0"/>
+              <w:widowControl w:val="0"/>
+              <w:wordWrap/>
+              <w:overflowPunct/>
+              <w:topLinePunct w:val="0"/>
+              <w:bidi w:val="0"/>
               <w:spacing w:before="175" w:line="228" w:lineRule="auto"/>
               <w:ind w:left="310"/>
               <w:rPr>
@@ -714,6 +828,14 @@
           </w:tcPr>
           <w:p>
             <w:pPr>
+              <w:keepNext w:val="0"/>
+              <w:keepLines w:val="0"/>
+              <w:pageBreakBefore w:val="0"/>
+              <w:widowControl w:val="0"/>
+              <w:wordWrap/>
+              <w:overflowPunct/>
+              <w:topLinePunct w:val="0"/>
+              <w:bidi w:val="0"/>
               <w:spacing w:before="175" w:line="228" w:lineRule="auto"/>
               <w:ind w:left="310"/>
               <w:rPr>
@@ -742,6 +864,14 @@
           </w:tcPr>
           <w:p>
             <w:pPr>
+              <w:keepNext w:val="0"/>
+              <w:keepLines w:val="0"/>
+              <w:pageBreakBefore w:val="0"/>
+              <w:widowControl w:val="0"/>
+              <w:wordWrap/>
+              <w:overflowPunct/>
+              <w:topLinePunct w:val="0"/>
+              <w:bidi w:val="0"/>
               <w:spacing w:before="176" w:line="229" w:lineRule="auto"/>
               <w:ind w:left="311"/>
               <w:rPr>
@@ -788,6 +918,14 @@
           </w:tcPr>
           <w:p>
             <w:pPr>
+              <w:keepNext w:val="0"/>
+              <w:keepLines w:val="0"/>
+              <w:pageBreakBefore w:val="0"/>
+              <w:widowControl w:val="0"/>
+              <w:wordWrap/>
+              <w:overflowPunct/>
+              <w:topLinePunct w:val="0"/>
+              <w:bidi w:val="0"/>
               <w:spacing w:before="173" w:line="267" w:lineRule="exact"/>
               <w:ind w:left="260"/>
               <w:rPr>
@@ -814,6 +952,14 @@
           </w:tcPr>
           <w:p>
             <w:pPr>
+              <w:keepNext w:val="0"/>
+              <w:keepLines w:val="0"/>
+              <w:pageBreakBefore w:val="0"/>
+              <w:widowControl w:val="0"/>
+              <w:wordWrap/>
+              <w:overflowPunct/>
+              <w:topLinePunct w:val="0"/>
+              <w:bidi w:val="0"/>
               <w:spacing w:before="173" w:line="267" w:lineRule="exact"/>
               <w:ind w:left="248"/>
               <w:rPr>
@@ -840,6 +986,14 @@
           </w:tcPr>
           <w:p>
             <w:pPr>
+              <w:keepNext w:val="0"/>
+              <w:keepLines w:val="0"/>
+              <w:pageBreakBefore w:val="0"/>
+              <w:widowControl w:val="0"/>
+              <w:wordWrap/>
+              <w:overflowPunct/>
+              <w:topLinePunct w:val="0"/>
+              <w:bidi w:val="0"/>
               <w:spacing w:before="172" w:line="228" w:lineRule="auto"/>
               <w:ind w:left="114"/>
               <w:jc w:val="center"/>
@@ -866,6 +1020,14 @@
           </w:tcPr>
           <w:p>
             <w:pPr>
+              <w:keepNext w:val="0"/>
+              <w:keepLines w:val="0"/>
+              <w:pageBreakBefore w:val="0"/>
+              <w:widowControl w:val="0"/>
+              <w:wordWrap/>
+              <w:overflowPunct/>
+              <w:topLinePunct w:val="0"/>
+              <w:bidi w:val="0"/>
               <w:spacing w:before="172" w:line="228" w:lineRule="auto"/>
               <w:ind w:left="313"/>
               <w:rPr>
@@ -894,6 +1056,14 @@
           </w:tcPr>
           <w:p>
             <w:pPr>
+              <w:keepNext w:val="0"/>
+              <w:keepLines w:val="0"/>
+              <w:pageBreakBefore w:val="0"/>
+              <w:widowControl w:val="0"/>
+              <w:wordWrap/>
+              <w:overflowPunct/>
+              <w:topLinePunct w:val="0"/>
+              <w:bidi w:val="0"/>
               <w:spacing w:before="172" w:line="228" w:lineRule="auto"/>
               <w:ind w:left="313"/>
               <w:rPr>
@@ -933,6 +1103,14 @@
           </w:tcPr>
           <w:p>
             <w:pPr>
+              <w:keepNext w:val="0"/>
+              <w:keepLines w:val="0"/>
+              <w:pageBreakBefore w:val="0"/>
+              <w:widowControl w:val="0"/>
+              <w:wordWrap/>
+              <w:overflowPunct/>
+              <w:topLinePunct w:val="0"/>
+              <w:bidi w:val="0"/>
               <w:spacing w:before="173" w:line="229" w:lineRule="auto"/>
               <w:ind w:left="314"/>
               <w:rPr>
@@ -981,6 +1159,14 @@
           <w:p>
             <w:pPr>
               <w:pStyle w:val="27"/>
+              <w:keepNext w:val="0"/>
+              <w:keepLines w:val="0"/>
+              <w:pageBreakBefore w:val="0"/>
+              <w:widowControl w:val="0"/>
+              <w:wordWrap/>
+              <w:overflowPunct/>
+              <w:topLinePunct w:val="0"/>
+              <w:bidi w:val="0"/>
             </w:pPr>
           </w:p>
         </w:tc>
@@ -991,6 +1177,14 @@
           <w:p>
             <w:pPr>
               <w:pStyle w:val="27"/>
+              <w:keepNext w:val="0"/>
+              <w:keepLines w:val="0"/>
+              <w:pageBreakBefore w:val="0"/>
+              <w:widowControl w:val="0"/>
+              <w:wordWrap/>
+              <w:overflowPunct/>
+              <w:topLinePunct w:val="0"/>
+              <w:bidi w:val="0"/>
             </w:pPr>
           </w:p>
         </w:tc>
@@ -1001,6 +1195,14 @@
           <w:p>
             <w:pPr>
               <w:pStyle w:val="27"/>
+              <w:keepNext w:val="0"/>
+              <w:keepLines w:val="0"/>
+              <w:pageBreakBefore w:val="0"/>
+              <w:widowControl w:val="0"/>
+              <w:wordWrap/>
+              <w:overflowPunct/>
+              <w:topLinePunct w:val="0"/>
+              <w:bidi w:val="0"/>
             </w:pPr>
           </w:p>
         </w:tc>
@@ -1010,6 +1212,14 @@
           </w:tcPr>
           <w:p>
             <w:pPr>
+              <w:keepNext w:val="0"/>
+              <w:keepLines w:val="0"/>
+              <w:pageBreakBefore w:val="0"/>
+              <w:widowControl w:val="0"/>
+              <w:wordWrap/>
+              <w:overflowPunct/>
+              <w:topLinePunct w:val="0"/>
+              <w:bidi w:val="0"/>
               <w:spacing w:before="172" w:line="228" w:lineRule="auto"/>
               <w:ind w:left="313"/>
             </w:pPr>
@@ -1021,6 +1231,14 @@
           </w:tcPr>
           <w:p>
             <w:pPr>
+              <w:keepNext w:val="0"/>
+              <w:keepLines w:val="0"/>
+              <w:pageBreakBefore w:val="0"/>
+              <w:widowControl w:val="0"/>
+              <w:wordWrap/>
+              <w:overflowPunct/>
+              <w:topLinePunct w:val="0"/>
+              <w:bidi w:val="0"/>
               <w:spacing w:before="172" w:line="228" w:lineRule="auto"/>
               <w:ind w:left="313"/>
             </w:pPr>
@@ -1033,6 +1251,14 @@
           <w:p>
             <w:pPr>
               <w:pStyle w:val="27"/>
+              <w:keepNext w:val="0"/>
+              <w:keepLines w:val="0"/>
+              <w:pageBreakBefore w:val="0"/>
+              <w:widowControl w:val="0"/>
+              <w:wordWrap/>
+              <w:overflowPunct/>
+              <w:topLinePunct w:val="0"/>
+              <w:bidi w:val="0"/>
             </w:pPr>
           </w:p>
         </w:tc>
@@ -1064,6 +1290,14 @@
           <w:p>
             <w:pPr>
               <w:pStyle w:val="27"/>
+              <w:keepNext w:val="0"/>
+              <w:keepLines w:val="0"/>
+              <w:pageBreakBefore w:val="0"/>
+              <w:widowControl w:val="0"/>
+              <w:wordWrap/>
+              <w:overflowPunct/>
+              <w:topLinePunct w:val="0"/>
+              <w:bidi w:val="0"/>
             </w:pPr>
           </w:p>
         </w:tc>
@@ -1074,6 +1308,14 @@
           <w:p>
             <w:pPr>
               <w:pStyle w:val="27"/>
+              <w:keepNext w:val="0"/>
+              <w:keepLines w:val="0"/>
+              <w:pageBreakBefore w:val="0"/>
+              <w:widowControl w:val="0"/>
+              <w:wordWrap/>
+              <w:overflowPunct/>
+              <w:topLinePunct w:val="0"/>
+              <w:bidi w:val="0"/>
             </w:pPr>
           </w:p>
         </w:tc>
@@ -1084,6 +1326,14 @@
           <w:p>
             <w:pPr>
               <w:pStyle w:val="27"/>
+              <w:keepNext w:val="0"/>
+              <w:keepLines w:val="0"/>
+              <w:pageBreakBefore w:val="0"/>
+              <w:widowControl w:val="0"/>
+              <w:wordWrap/>
+              <w:overflowPunct/>
+              <w:topLinePunct w:val="0"/>
+              <w:bidi w:val="0"/>
             </w:pPr>
           </w:p>
         </w:tc>
@@ -1093,6 +1343,14 @@
           </w:tcPr>
           <w:p>
             <w:pPr>
+              <w:keepNext w:val="0"/>
+              <w:keepLines w:val="0"/>
+              <w:pageBreakBefore w:val="0"/>
+              <w:widowControl w:val="0"/>
+              <w:wordWrap/>
+              <w:overflowPunct/>
+              <w:topLinePunct w:val="0"/>
+              <w:bidi w:val="0"/>
               <w:spacing w:before="173" w:line="229" w:lineRule="auto"/>
               <w:ind w:left="314"/>
             </w:pPr>
@@ -1104,6 +1362,14 @@
           </w:tcPr>
           <w:p>
             <w:pPr>
+              <w:keepNext w:val="0"/>
+              <w:keepLines w:val="0"/>
+              <w:pageBreakBefore w:val="0"/>
+              <w:widowControl w:val="0"/>
+              <w:wordWrap/>
+              <w:overflowPunct/>
+              <w:topLinePunct w:val="0"/>
+              <w:bidi w:val="0"/>
               <w:spacing w:before="173" w:line="229" w:lineRule="auto"/>
               <w:ind w:left="314"/>
             </w:pPr>
@@ -1116,6 +1382,14 @@
           <w:p>
             <w:pPr>
               <w:pStyle w:val="27"/>
+              <w:keepNext w:val="0"/>
+              <w:keepLines w:val="0"/>
+              <w:pageBreakBefore w:val="0"/>
+              <w:widowControl w:val="0"/>
+              <w:wordWrap/>
+              <w:overflowPunct/>
+              <w:topLinePunct w:val="0"/>
+              <w:bidi w:val="0"/>
             </w:pPr>
           </w:p>
         </w:tc>
@@ -1147,6 +1421,14 @@
           <w:p>
             <w:pPr>
               <w:pStyle w:val="27"/>
+              <w:keepNext w:val="0"/>
+              <w:keepLines w:val="0"/>
+              <w:pageBreakBefore w:val="0"/>
+              <w:widowControl w:val="0"/>
+              <w:wordWrap/>
+              <w:overflowPunct/>
+              <w:topLinePunct w:val="0"/>
+              <w:bidi w:val="0"/>
             </w:pPr>
           </w:p>
         </w:tc>
@@ -1157,6 +1439,14 @@
           <w:p>
             <w:pPr>
               <w:pStyle w:val="27"/>
+              <w:keepNext w:val="0"/>
+              <w:keepLines w:val="0"/>
+              <w:pageBreakBefore w:val="0"/>
+              <w:widowControl w:val="0"/>
+              <w:wordWrap/>
+              <w:overflowPunct/>
+              <w:topLinePunct w:val="0"/>
+              <w:bidi w:val="0"/>
             </w:pPr>
           </w:p>
         </w:tc>
@@ -1167,6 +1457,14 @@
           <w:p>
             <w:pPr>
               <w:pStyle w:val="27"/>
+              <w:keepNext w:val="0"/>
+              <w:keepLines w:val="0"/>
+              <w:pageBreakBefore w:val="0"/>
+              <w:widowControl w:val="0"/>
+              <w:wordWrap/>
+              <w:overflowPunct/>
+              <w:topLinePunct w:val="0"/>
+              <w:bidi w:val="0"/>
             </w:pPr>
           </w:p>
         </w:tc>
@@ -1177,6 +1475,14 @@
           <w:p>
             <w:pPr>
               <w:pStyle w:val="27"/>
+              <w:keepNext w:val="0"/>
+              <w:keepLines w:val="0"/>
+              <w:pageBreakBefore w:val="0"/>
+              <w:widowControl w:val="0"/>
+              <w:wordWrap/>
+              <w:overflowPunct/>
+              <w:topLinePunct w:val="0"/>
+              <w:bidi w:val="0"/>
             </w:pPr>
           </w:p>
         </w:tc>
@@ -1187,6 +1493,14 @@
           <w:p>
             <w:pPr>
               <w:pStyle w:val="27"/>
+              <w:keepNext w:val="0"/>
+              <w:keepLines w:val="0"/>
+              <w:pageBreakBefore w:val="0"/>
+              <w:widowControl w:val="0"/>
+              <w:wordWrap/>
+              <w:overflowPunct/>
+              <w:topLinePunct w:val="0"/>
+              <w:bidi w:val="0"/>
             </w:pPr>
           </w:p>
         </w:tc>
@@ -1197,6 +1511,14 @@
           <w:p>
             <w:pPr>
               <w:pStyle w:val="27"/>
+              <w:keepNext w:val="0"/>
+              <w:keepLines w:val="0"/>
+              <w:pageBreakBefore w:val="0"/>
+              <w:widowControl w:val="0"/>
+              <w:wordWrap/>
+              <w:overflowPunct/>
+              <w:topLinePunct w:val="0"/>
+              <w:bidi w:val="0"/>
             </w:pPr>
           </w:p>
         </w:tc>
@@ -1228,6 +1550,14 @@
           <w:p>
             <w:pPr>
               <w:pStyle w:val="27"/>
+              <w:keepNext w:val="0"/>
+              <w:keepLines w:val="0"/>
+              <w:pageBreakBefore w:val="0"/>
+              <w:widowControl w:val="0"/>
+              <w:wordWrap/>
+              <w:overflowPunct/>
+              <w:topLinePunct w:val="0"/>
+              <w:bidi w:val="0"/>
             </w:pPr>
           </w:p>
         </w:tc>
@@ -1238,6 +1568,14 @@
           <w:p>
             <w:pPr>
               <w:pStyle w:val="27"/>
+              <w:keepNext w:val="0"/>
+              <w:keepLines w:val="0"/>
+              <w:pageBreakBefore w:val="0"/>
+              <w:widowControl w:val="0"/>
+              <w:wordWrap/>
+              <w:overflowPunct/>
+              <w:topLinePunct w:val="0"/>
+              <w:bidi w:val="0"/>
             </w:pPr>
           </w:p>
         </w:tc>
@@ -1248,6 +1586,14 @@
           <w:p>
             <w:pPr>
               <w:pStyle w:val="27"/>
+              <w:keepNext w:val="0"/>
+              <w:keepLines w:val="0"/>
+              <w:pageBreakBefore w:val="0"/>
+              <w:widowControl w:val="0"/>
+              <w:wordWrap/>
+              <w:overflowPunct/>
+              <w:topLinePunct w:val="0"/>
+              <w:bidi w:val="0"/>
             </w:pPr>
           </w:p>
         </w:tc>
@@ -1258,6 +1604,14 @@
           <w:p>
             <w:pPr>
               <w:pStyle w:val="27"/>
+              <w:keepNext w:val="0"/>
+              <w:keepLines w:val="0"/>
+              <w:pageBreakBefore w:val="0"/>
+              <w:widowControl w:val="0"/>
+              <w:wordWrap/>
+              <w:overflowPunct/>
+              <w:topLinePunct w:val="0"/>
+              <w:bidi w:val="0"/>
             </w:pPr>
           </w:p>
         </w:tc>
@@ -1268,6 +1622,14 @@
           <w:p>
             <w:pPr>
               <w:pStyle w:val="27"/>
+              <w:keepNext w:val="0"/>
+              <w:keepLines w:val="0"/>
+              <w:pageBreakBefore w:val="0"/>
+              <w:widowControl w:val="0"/>
+              <w:wordWrap/>
+              <w:overflowPunct/>
+              <w:topLinePunct w:val="0"/>
+              <w:bidi w:val="0"/>
             </w:pPr>
           </w:p>
         </w:tc>
@@ -1278,6 +1640,14 @@
           <w:p>
             <w:pPr>
               <w:pStyle w:val="27"/>
+              <w:keepNext w:val="0"/>
+              <w:keepLines w:val="0"/>
+              <w:pageBreakBefore w:val="0"/>
+              <w:widowControl w:val="0"/>
+              <w:wordWrap/>
+              <w:overflowPunct/>
+              <w:topLinePunct w:val="0"/>
+              <w:bidi w:val="0"/>
             </w:pPr>
           </w:p>
         </w:tc>
@@ -1309,6 +1679,14 @@
           <w:p>
             <w:pPr>
               <w:pStyle w:val="27"/>
+              <w:keepNext w:val="0"/>
+              <w:keepLines w:val="0"/>
+              <w:pageBreakBefore w:val="0"/>
+              <w:widowControl w:val="0"/>
+              <w:wordWrap/>
+              <w:overflowPunct/>
+              <w:topLinePunct w:val="0"/>
+              <w:bidi w:val="0"/>
             </w:pPr>
           </w:p>
         </w:tc>
@@ -1319,6 +1697,14 @@
           <w:p>
             <w:pPr>
               <w:pStyle w:val="27"/>
+              <w:keepNext w:val="0"/>
+              <w:keepLines w:val="0"/>
+              <w:pageBreakBefore w:val="0"/>
+              <w:widowControl w:val="0"/>
+              <w:wordWrap/>
+              <w:overflowPunct/>
+              <w:topLinePunct w:val="0"/>
+              <w:bidi w:val="0"/>
             </w:pPr>
           </w:p>
         </w:tc>
@@ -1329,6 +1715,14 @@
           <w:p>
             <w:pPr>
               <w:pStyle w:val="27"/>
+              <w:keepNext w:val="0"/>
+              <w:keepLines w:val="0"/>
+              <w:pageBreakBefore w:val="0"/>
+              <w:widowControl w:val="0"/>
+              <w:wordWrap/>
+              <w:overflowPunct/>
+              <w:topLinePunct w:val="0"/>
+              <w:bidi w:val="0"/>
             </w:pPr>
           </w:p>
         </w:tc>
@@ -1339,6 +1733,14 @@
           <w:p>
             <w:pPr>
               <w:pStyle w:val="27"/>
+              <w:keepNext w:val="0"/>
+              <w:keepLines w:val="0"/>
+              <w:pageBreakBefore w:val="0"/>
+              <w:widowControl w:val="0"/>
+              <w:wordWrap/>
+              <w:overflowPunct/>
+              <w:topLinePunct w:val="0"/>
+              <w:bidi w:val="0"/>
             </w:pPr>
           </w:p>
         </w:tc>
@@ -1349,6 +1751,14 @@
           <w:p>
             <w:pPr>
               <w:pStyle w:val="27"/>
+              <w:keepNext w:val="0"/>
+              <w:keepLines w:val="0"/>
+              <w:pageBreakBefore w:val="0"/>
+              <w:widowControl w:val="0"/>
+              <w:wordWrap/>
+              <w:overflowPunct/>
+              <w:topLinePunct w:val="0"/>
+              <w:bidi w:val="0"/>
             </w:pPr>
           </w:p>
         </w:tc>
@@ -1359,12 +1769,30 @@
           <w:p>
             <w:pPr>
               <w:pStyle w:val="27"/>
+              <w:keepNext w:val="0"/>
+              <w:keepLines w:val="0"/>
+              <w:pageBreakBefore w:val="0"/>
+              <w:widowControl w:val="0"/>
+              <w:wordWrap/>
+              <w:overflowPunct/>
+              <w:topLinePunct w:val="0"/>
+              <w:bidi w:val="0"/>
             </w:pPr>
           </w:p>
         </w:tc>
       </w:tr>
     </w:tbl>
     <w:p>
+      <w:pPr>
+        <w:keepNext w:val="0"/>
+        <w:keepLines w:val="0"/>
+        <w:pageBreakBefore w:val="0"/>
+        <w:widowControl w:val="0"/>
+        <w:wordWrap/>
+        <w:overflowPunct/>
+        <w:topLinePunct w:val="0"/>
+        <w:bidi w:val="0"/>
+      </w:pPr>
       <w:r>
         <w:br w:type="page"/>
       </w:r>
@@ -1400,6 +1828,14 @@
       <w:sdtContent>
         <w:p>
           <w:pPr>
+            <w:keepNext w:val="0"/>
+            <w:keepLines w:val="0"/>
+            <w:pageBreakBefore w:val="0"/>
+            <w:widowControl w:val="0"/>
+            <w:wordWrap/>
+            <w:overflowPunct/>
+            <w:topLinePunct w:val="0"/>
+            <w:bidi w:val="0"/>
             <w:spacing w:before="0" w:beforeLines="0" w:after="0" w:afterLines="0" w:line="240" w:lineRule="auto"/>
             <w:ind w:left="0" w:leftChars="0" w:right="0" w:rightChars="0" w:firstLine="0" w:firstLineChars="0"/>
             <w:jc w:val="center"/>
@@ -1421,9 +1857,17 @@
         <w:p>
           <w:pPr>
             <w:pStyle w:val="16"/>
+            <w:keepNext w:val="0"/>
+            <w:keepLines w:val="0"/>
+            <w:pageBreakBefore w:val="0"/>
+            <w:widowControl w:val="0"/>
             <w:tabs>
               <w:tab w:val="right" w:leader="dot" w:pos="8306"/>
             </w:tabs>
+            <w:wordWrap/>
+            <w:overflowPunct/>
+            <w:topLinePunct w:val="0"/>
+            <w:bidi w:val="0"/>
           </w:pPr>
           <w:r>
             <w:rPr>
@@ -1506,9 +1950,17 @@
         <w:p>
           <w:pPr>
             <w:pStyle w:val="16"/>
+            <w:keepNext w:val="0"/>
+            <w:keepLines w:val="0"/>
+            <w:pageBreakBefore w:val="0"/>
+            <w:widowControl w:val="0"/>
             <w:tabs>
               <w:tab w:val="right" w:leader="dot" w:pos="8306"/>
             </w:tabs>
+            <w:wordWrap/>
+            <w:overflowPunct/>
+            <w:topLinePunct w:val="0"/>
+            <w:bidi w:val="0"/>
           </w:pPr>
           <w:r>
             <w:rPr>
@@ -1567,9 +2019,17 @@
         <w:p>
           <w:pPr>
             <w:pStyle w:val="16"/>
+            <w:keepNext w:val="0"/>
+            <w:keepLines w:val="0"/>
+            <w:pageBreakBefore w:val="0"/>
+            <w:widowControl w:val="0"/>
             <w:tabs>
               <w:tab w:val="right" w:leader="dot" w:pos="8306"/>
             </w:tabs>
+            <w:wordWrap/>
+            <w:overflowPunct/>
+            <w:topLinePunct w:val="0"/>
+            <w:bidi w:val="0"/>
           </w:pPr>
           <w:r>
             <w:rPr>
@@ -1630,9 +2090,17 @@
         <w:p>
           <w:pPr>
             <w:pStyle w:val="16"/>
+            <w:keepNext w:val="0"/>
+            <w:keepLines w:val="0"/>
+            <w:pageBreakBefore w:val="0"/>
+            <w:widowControl w:val="0"/>
             <w:tabs>
               <w:tab w:val="right" w:leader="dot" w:pos="8306"/>
             </w:tabs>
+            <w:wordWrap/>
+            <w:overflowPunct/>
+            <w:topLinePunct w:val="0"/>
+            <w:bidi w:val="0"/>
           </w:pPr>
           <w:r>
             <w:rPr>
@@ -1698,9 +2166,17 @@
         <w:p>
           <w:pPr>
             <w:pStyle w:val="16"/>
+            <w:keepNext w:val="0"/>
+            <w:keepLines w:val="0"/>
+            <w:pageBreakBefore w:val="0"/>
+            <w:widowControl w:val="0"/>
             <w:tabs>
               <w:tab w:val="right" w:leader="dot" w:pos="8306"/>
             </w:tabs>
+            <w:wordWrap/>
+            <w:overflowPunct/>
+            <w:topLinePunct w:val="0"/>
+            <w:bidi w:val="0"/>
           </w:pPr>
           <w:r>
             <w:rPr>
@@ -1766,9 +2242,17 @@
         <w:p>
           <w:pPr>
             <w:pStyle w:val="17"/>
+            <w:keepNext w:val="0"/>
+            <w:keepLines w:val="0"/>
+            <w:pageBreakBefore w:val="0"/>
+            <w:widowControl w:val="0"/>
             <w:tabs>
               <w:tab w:val="right" w:leader="dot" w:pos="8306"/>
             </w:tabs>
+            <w:wordWrap/>
+            <w:overflowPunct/>
+            <w:topLinePunct w:val="0"/>
+            <w:bidi w:val="0"/>
           </w:pPr>
           <w:r>
             <w:rPr>
@@ -1834,9 +2318,17 @@
         <w:p>
           <w:pPr>
             <w:pStyle w:val="17"/>
+            <w:keepNext w:val="0"/>
+            <w:keepLines w:val="0"/>
+            <w:pageBreakBefore w:val="0"/>
+            <w:widowControl w:val="0"/>
             <w:tabs>
               <w:tab w:val="right" w:leader="dot" w:pos="8306"/>
             </w:tabs>
+            <w:wordWrap/>
+            <w:overflowPunct/>
+            <w:topLinePunct w:val="0"/>
+            <w:bidi w:val="0"/>
           </w:pPr>
           <w:r>
             <w:rPr>
@@ -1902,9 +2394,17 @@
         <w:p>
           <w:pPr>
             <w:pStyle w:val="17"/>
+            <w:keepNext w:val="0"/>
+            <w:keepLines w:val="0"/>
+            <w:pageBreakBefore w:val="0"/>
+            <w:widowControl w:val="0"/>
             <w:tabs>
               <w:tab w:val="right" w:leader="dot" w:pos="8306"/>
             </w:tabs>
+            <w:wordWrap/>
+            <w:overflowPunct/>
+            <w:topLinePunct w:val="0"/>
+            <w:bidi w:val="0"/>
           </w:pPr>
           <w:r>
             <w:rPr>
@@ -1970,9 +2470,17 @@
         <w:p>
           <w:pPr>
             <w:pStyle w:val="13"/>
+            <w:keepNext w:val="0"/>
+            <w:keepLines w:val="0"/>
+            <w:pageBreakBefore w:val="0"/>
+            <w:widowControl w:val="0"/>
             <w:tabs>
               <w:tab w:val="right" w:leader="dot" w:pos="8306"/>
             </w:tabs>
+            <w:wordWrap/>
+            <w:overflowPunct/>
+            <w:topLinePunct w:val="0"/>
+            <w:bidi w:val="0"/>
           </w:pPr>
           <w:r>
             <w:rPr>
@@ -2038,9 +2546,17 @@
         <w:p>
           <w:pPr>
             <w:pStyle w:val="13"/>
+            <w:keepNext w:val="0"/>
+            <w:keepLines w:val="0"/>
+            <w:pageBreakBefore w:val="0"/>
+            <w:widowControl w:val="0"/>
             <w:tabs>
               <w:tab w:val="right" w:leader="dot" w:pos="8306"/>
             </w:tabs>
+            <w:wordWrap/>
+            <w:overflowPunct/>
+            <w:topLinePunct w:val="0"/>
+            <w:bidi w:val="0"/>
           </w:pPr>
           <w:r>
             <w:rPr>
@@ -2106,9 +2622,17 @@
         <w:p>
           <w:pPr>
             <w:pStyle w:val="16"/>
+            <w:keepNext w:val="0"/>
+            <w:keepLines w:val="0"/>
+            <w:pageBreakBefore w:val="0"/>
+            <w:widowControl w:val="0"/>
             <w:tabs>
               <w:tab w:val="right" w:leader="dot" w:pos="8306"/>
             </w:tabs>
+            <w:wordWrap/>
+            <w:overflowPunct/>
+            <w:topLinePunct w:val="0"/>
+            <w:bidi w:val="0"/>
           </w:pPr>
           <w:r>
             <w:rPr>
@@ -2174,9 +2698,17 @@
         <w:p>
           <w:pPr>
             <w:pStyle w:val="16"/>
+            <w:keepNext w:val="0"/>
+            <w:keepLines w:val="0"/>
+            <w:pageBreakBefore w:val="0"/>
+            <w:widowControl w:val="0"/>
             <w:tabs>
               <w:tab w:val="right" w:leader="dot" w:pos="8306"/>
             </w:tabs>
+            <w:wordWrap/>
+            <w:overflowPunct/>
+            <w:topLinePunct w:val="0"/>
+            <w:bidi w:val="0"/>
           </w:pPr>
           <w:r>
             <w:rPr>
@@ -2242,9 +2774,17 @@
         <w:p>
           <w:pPr>
             <w:pStyle w:val="16"/>
+            <w:keepNext w:val="0"/>
+            <w:keepLines w:val="0"/>
+            <w:pageBreakBefore w:val="0"/>
+            <w:widowControl w:val="0"/>
             <w:tabs>
               <w:tab w:val="right" w:leader="dot" w:pos="8306"/>
             </w:tabs>
+            <w:wordWrap/>
+            <w:overflowPunct/>
+            <w:topLinePunct w:val="0"/>
+            <w:bidi w:val="0"/>
           </w:pPr>
           <w:r>
             <w:rPr>
@@ -2309,6 +2849,13 @@
         </w:p>
         <w:p>
           <w:pPr>
+            <w:keepNext w:val="0"/>
+            <w:keepLines w:val="0"/>
+            <w:pageBreakBefore w:val="0"/>
+            <w:widowControl w:val="0"/>
+            <w:wordWrap/>
+            <w:overflowPunct/>
+            <w:topLinePunct w:val="0"/>
             <w:bidi w:val="0"/>
             <w:rPr>
               <w:rFonts w:hint="eastAsia" w:ascii="宋体" w:hAnsi="宋体" w:eastAsia="宋体" w:cs="宋体"/>
@@ -2332,6 +2879,14 @@
     </w:sdt>
     <w:p>
       <w:pPr>
+        <w:keepNext w:val="0"/>
+        <w:keepLines w:val="0"/>
+        <w:pageBreakBefore w:val="0"/>
+        <w:widowControl w:val="0"/>
+        <w:wordWrap/>
+        <w:overflowPunct/>
+        <w:topLinePunct w:val="0"/>
+        <w:bidi w:val="0"/>
         <w:rPr>
           <w:rFonts w:ascii="Arial" w:hAnsi="Arial" w:eastAsia="Arial" w:cs="Arial"/>
           <w:snapToGrid w:val="0"/>
@@ -2358,6 +2913,13 @@
     <w:p>
       <w:pPr>
         <w:pStyle w:val="28"/>
+        <w:keepNext w:val="0"/>
+        <w:keepLines w:val="0"/>
+        <w:pageBreakBefore w:val="0"/>
+        <w:widowControl w:val="0"/>
+        <w:wordWrap/>
+        <w:overflowPunct/>
+        <w:topLinePunct w:val="0"/>
         <w:bidi w:val="0"/>
       </w:pPr>
       <w:bookmarkStart w:id="2" w:name="_Toc11470"/>
@@ -2369,6 +2931,13 @@
     <w:p>
       <w:pPr>
         <w:pStyle w:val="29"/>
+        <w:keepNext w:val="0"/>
+        <w:keepLines w:val="0"/>
+        <w:pageBreakBefore w:val="0"/>
+        <w:widowControl w:val="0"/>
+        <w:wordWrap/>
+        <w:overflowPunct/>
+        <w:topLinePunct w:val="0"/>
         <w:bidi w:val="0"/>
         <w:rPr>
           <w:rFonts w:hint="eastAsia" w:eastAsia="宋体"/>
@@ -2410,6 +2979,13 @@
     <w:p>
       <w:pPr>
         <w:pStyle w:val="28"/>
+        <w:keepNext w:val="0"/>
+        <w:keepLines w:val="0"/>
+        <w:pageBreakBefore w:val="0"/>
+        <w:widowControl w:val="0"/>
+        <w:wordWrap/>
+        <w:overflowPunct/>
+        <w:topLinePunct w:val="0"/>
         <w:bidi w:val="0"/>
         <w:rPr>
           <w:rFonts w:hint="eastAsia"/>
@@ -2429,6 +3005,13 @@
     <w:p>
       <w:pPr>
         <w:pStyle w:val="29"/>
+        <w:keepNext w:val="0"/>
+        <w:keepLines w:val="0"/>
+        <w:pageBreakBefore w:val="0"/>
+        <w:widowControl w:val="0"/>
+        <w:wordWrap/>
+        <w:overflowPunct/>
+        <w:topLinePunct w:val="0"/>
         <w:bidi w:val="0"/>
         <w:rPr>
           <w:rFonts w:hint="eastAsia"/>
@@ -2448,6 +3031,13 @@
     <w:p>
       <w:pPr>
         <w:pStyle w:val="28"/>
+        <w:keepNext w:val="0"/>
+        <w:keepLines w:val="0"/>
+        <w:pageBreakBefore w:val="0"/>
+        <w:widowControl w:val="0"/>
+        <w:wordWrap/>
+        <w:overflowPunct/>
+        <w:topLinePunct w:val="0"/>
         <w:bidi w:val="0"/>
         <w:rPr>
           <w:rFonts w:hint="default"/>
@@ -2455,6 +3045,72 @@
         </w:rPr>
       </w:pPr>
       <w:bookmarkStart w:id="4" w:name="_Toc29493"/>
+      <w:r>
+        <w:rPr>
+          <w:rFonts w:hint="eastAsia"/>
+          <w:lang w:val="en-US" w:eastAsia="zh-CN"/>
+        </w:rPr>
+        <w:t>研发背景</w:t>
+      </w:r>
+    </w:p>
+    <w:p>
+      <w:pPr>
+        <w:pStyle w:val="29"/>
+        <w:keepNext w:val="0"/>
+        <w:keepLines w:val="0"/>
+        <w:pageBreakBefore w:val="0"/>
+        <w:widowControl w:val="0"/>
+        <w:wordWrap/>
+        <w:overflowPunct/>
+        <w:topLinePunct w:val="0"/>
+        <w:bidi w:val="0"/>
+      </w:pPr>
+      <w:r>
+        <w:rPr>
+          <w:rFonts w:hint="eastAsia"/>
+        </w:rPr>
+        <w:t>随着公司战略调整，运维服务将成为今后公司的重点发展业务，为了能够在今后的运维服务过程中，更好的为用户提供服务，达到客户从故障被动受理到主动预防的目的，公司大力投入技术研发，现可提供多种软件工具支持运维服务。随着运维项目的范围扩大，运维服务内容的深入，组建一支可快速响应、具备一定系统研发能力的服务团队是公司适应当前市场形势的迫切需要。</w:t>
+      </w:r>
+    </w:p>
+    <w:p>
+      <w:pPr>
+        <w:pStyle w:val="29"/>
+        <w:keepNext w:val="0"/>
+        <w:keepLines w:val="0"/>
+        <w:pageBreakBefore w:val="0"/>
+        <w:widowControl w:val="0"/>
+        <w:wordWrap/>
+        <w:overflowPunct/>
+        <w:topLinePunct w:val="0"/>
+        <w:bidi w:val="0"/>
+        <w:rPr>
+          <w:rFonts w:ascii="宋体" w:hAnsi="宋体" w:cs="宋体"/>
+          <w:szCs w:val="20"/>
+        </w:rPr>
+      </w:pPr>
+      <w:r>
+        <w:rPr>
+          <w:rFonts w:hint="eastAsia"/>
+        </w:rPr>
+        <w:t>运维技术是运维服务提供商“硬实力”的体现，按需定制的专有服务工具能够明显提高服务效果、保障服务质量。由于行业的特殊情况，以及公司实施的项目较多，使用通用的商业或开源工具较难解决实际问题，近几年各种工具和技术手段的研发投入，在运维服务的能力提高方面得到了公司各个层面的验证，为公司运维服务工作的顺利开展提供了强有力的技术支撑。</w:t>
+      </w:r>
+    </w:p>
+    <w:p>
+      <w:pPr>
+        <w:pStyle w:val="28"/>
+        <w:keepNext w:val="0"/>
+        <w:keepLines w:val="0"/>
+        <w:pageBreakBefore w:val="0"/>
+        <w:widowControl w:val="0"/>
+        <w:wordWrap/>
+        <w:overflowPunct/>
+        <w:topLinePunct w:val="0"/>
+        <w:bidi w:val="0"/>
+        <w:rPr>
+          <w:rFonts w:hint="default"/>
+          <w:lang w:val="en-US" w:eastAsia="zh-CN"/>
+        </w:rPr>
+      </w:pPr>
       <w:r>
         <w:rPr>
           <w:rFonts w:hint="eastAsia"/>
@@ -2467,6 +3123,163 @@
     <w:p>
       <w:pPr>
         <w:pStyle w:val="30"/>
+        <w:keepNext w:val="0"/>
+        <w:keepLines w:val="0"/>
+        <w:pageBreakBefore w:val="0"/>
+        <w:widowControl w:val="0"/>
+        <w:wordWrap/>
+        <w:overflowPunct/>
+        <w:topLinePunct w:val="0"/>
+        <w:bidi w:val="0"/>
+        <w:rPr>
+          <w:rFonts w:hint="eastAsia"/>
+          <w:lang w:val="en-US" w:eastAsia="zh-CN"/>
+        </w:rPr>
+      </w:pPr>
+      <w:r>
+        <w:rPr>
+          <w:rFonts w:hint="eastAsia"/>
+          <w:lang w:val="en-US" w:eastAsia="zh-CN"/>
+        </w:rPr>
+        <w:t>运维工具使用现状</w:t>
+      </w:r>
+    </w:p>
+    <w:p>
+      <w:pPr>
+        <w:pStyle w:val="29"/>
+        <w:keepNext w:val="0"/>
+        <w:keepLines w:val="0"/>
+        <w:pageBreakBefore w:val="0"/>
+        <w:widowControl w:val="0"/>
+        <w:wordWrap/>
+        <w:overflowPunct/>
+        <w:topLinePunct w:val="0"/>
+        <w:bidi w:val="0"/>
+        <w:rPr>
+          <w:rFonts w:hint="eastAsia"/>
+          <w:lang w:val="en-US" w:eastAsia="zh-CN"/>
+        </w:rPr>
+      </w:pPr>
+      <w:r>
+        <w:rPr>
+          <w:rFonts w:hint="eastAsia"/>
+          <w:lang w:val="en-US" w:eastAsia="zh-CN"/>
+        </w:rPr>
+        <w:t>Prometheus 是一套开源的系统监控报警框架。具有强大的多维度数据模型和灵活的查询语句（PromQL）。Grafana 是一个跨平台的开源的度量分析和可视化工具，能够经过将采集的数据查询而后可视化的展现。因为是开源自定义软件，目前已完成了监控界面设计，并投入使用，主要用于监控：</w:t>
+      </w:r>
+      <w:r>
+        <w:rPr>
+          <w:rFonts w:hint="eastAsia"/>
+        </w:rPr>
+        <w:t>服务器、</w:t>
+      </w:r>
+      <w:r>
+        <w:rPr>
+          <w:rFonts w:hint="eastAsia"/>
+          <w:lang w:val="en-US" w:eastAsia="zh-CN"/>
+        </w:rPr>
+        <w:t>主机、CPU、</w:t>
+      </w:r>
+      <w:r>
+        <w:rPr>
+          <w:rFonts w:hint="eastAsia"/>
+        </w:rPr>
+        <w:t>Elasticsearch、MYSQL</w:t>
+      </w:r>
+      <w:r>
+        <w:rPr>
+          <w:rFonts w:hint="eastAsia"/>
+          <w:lang w:eastAsia="zh-CN"/>
+        </w:rPr>
+        <w:t>、</w:t>
+      </w:r>
+      <w:r>
+        <w:rPr>
+          <w:rFonts w:hint="eastAsia"/>
+          <w:lang w:val="en-US" w:eastAsia="zh-CN"/>
+        </w:rPr>
+        <w:t>网卡网络</w:t>
+      </w:r>
+      <w:r>
+        <w:rPr>
+          <w:rFonts w:hint="eastAsia"/>
+        </w:rPr>
+        <w:t>等等</w:t>
+      </w:r>
+      <w:r>
+        <w:rPr>
+          <w:rFonts w:hint="eastAsia"/>
+          <w:lang w:val="en-US" w:eastAsia="zh-CN"/>
+        </w:rPr>
+        <w:t>。</w:t>
+      </w:r>
+    </w:p>
+    <w:p>
+      <w:pPr>
+        <w:pStyle w:val="29"/>
+        <w:keepNext w:val="0"/>
+        <w:keepLines w:val="0"/>
+        <w:pageBreakBefore w:val="0"/>
+        <w:widowControl w:val="0"/>
+        <w:wordWrap/>
+        <w:overflowPunct/>
+        <w:topLinePunct w:val="0"/>
+        <w:bidi w:val="0"/>
+      </w:pPr>
+      <w:r>
+        <w:rPr>
+          <w:rFonts w:hint="eastAsia"/>
+        </w:rPr>
+        <w:t>随着客户对监控</w:t>
+      </w:r>
+      <w:r>
+        <w:rPr>
+          <w:rFonts w:hint="eastAsia"/>
+          <w:lang w:val="en-US" w:eastAsia="zh-CN"/>
+        </w:rPr>
+        <w:t>数值种类</w:t>
+      </w:r>
+      <w:r>
+        <w:rPr>
+          <w:rFonts w:hint="eastAsia"/>
+        </w:rPr>
+        <w:t>要求不断扩大，我公司为客户安装新的监控终端、升级网络传输设备、增加存储容量、购买软件许可，这些措施尽可能的满足了客户的需求，但也存在以下问题：</w:t>
+      </w:r>
+    </w:p>
+    <w:p>
+      <w:pPr>
+        <w:pStyle w:val="29"/>
+        <w:keepNext w:val="0"/>
+        <w:keepLines w:val="0"/>
+        <w:pageBreakBefore w:val="0"/>
+        <w:widowControl w:val="0"/>
+        <w:wordWrap/>
+        <w:overflowPunct/>
+        <w:topLinePunct w:val="0"/>
+        <w:bidi w:val="0"/>
+        <w:rPr>
+          <w:rFonts w:ascii="宋体" w:hAnsi="宋体" w:cs="宋体"/>
+          <w:szCs w:val="24"/>
+        </w:rPr>
+      </w:pPr>
+      <w:r>
+        <w:rPr>
+          <w:rFonts w:hint="eastAsia"/>
+          <w:lang w:val="en-US" w:eastAsia="zh-CN"/>
+        </w:rPr>
+        <w:t>目前对运维项目的监控模式是pc机在线查看模式，对于一线运维人员来说操作十分不便，而且局限性大。</w:t>
+      </w:r>
+    </w:p>
+    <w:p>
+      <w:pPr>
+        <w:pStyle w:val="30"/>
+        <w:keepNext w:val="0"/>
+        <w:keepLines w:val="0"/>
+        <w:pageBreakBefore w:val="0"/>
+        <w:widowControl w:val="0"/>
+        <w:wordWrap/>
+        <w:overflowPunct/>
+        <w:topLinePunct w:val="0"/>
         <w:bidi w:val="0"/>
         <w:rPr>
           <w:rFonts w:hint="eastAsia"/>
@@ -2486,23 +3299,29 @@
     <w:p>
       <w:pPr>
         <w:pStyle w:val="29"/>
-        <w:bidi w:val="0"/>
+        <w:rPr>
+          <w:rFonts w:hint="default"/>
+          <w:lang w:val="en-US" w:eastAsia="zh-CN"/>
+        </w:rPr>
+      </w:pPr>
+      <w:r>
         <w:rPr>
           <w:rFonts w:hint="eastAsia"/>
           <w:lang w:val="en-US" w:eastAsia="zh-CN"/>
         </w:rPr>
-      </w:pPr>
-      <w:r>
-        <w:rPr>
-          <w:rFonts w:hint="eastAsia"/>
-          <w:lang w:val="en-US" w:eastAsia="zh-CN"/>
-        </w:rPr>
-        <w:t>禅道项目管理系统升级，主要包括以下内容：测试用例导入、测试用例转BUG、批量导入BUG、导出字段可设置、导出字段可设置、开发BUG面板查看。</w:t>
+        <w:t>针对运维项目监控模式是PC机在线查看模式，对于一线运维人员操作不方便，局限性大的痛点，对Prometheus+Grafana 监控系统进行功能扩展增加邮件告警、企业微信告警</w:t>
       </w:r>
     </w:p>
     <w:p>
       <w:pPr>
         <w:pStyle w:val="30"/>
+        <w:keepNext w:val="0"/>
+        <w:keepLines w:val="0"/>
+        <w:pageBreakBefore w:val="0"/>
+        <w:widowControl w:val="0"/>
+        <w:wordWrap/>
+        <w:overflowPunct/>
+        <w:topLinePunct w:val="0"/>
         <w:bidi w:val="0"/>
         <w:rPr>
           <w:rFonts w:hint="eastAsia"/>
@@ -2522,6 +3341,13 @@
     <w:p>
       <w:pPr>
         <w:pStyle w:val="29"/>
+        <w:keepNext w:val="0"/>
+        <w:keepLines w:val="0"/>
+        <w:pageBreakBefore w:val="0"/>
+        <w:widowControl w:val="0"/>
+        <w:wordWrap/>
+        <w:overflowPunct/>
+        <w:topLinePunct w:val="0"/>
         <w:bidi w:val="0"/>
         <w:rPr>
           <w:rFonts w:hint="default"/>
@@ -2533,11 +3359,19 @@
           <w:rFonts w:hint="eastAsia"/>
           <w:lang w:val="en-US" w:eastAsia="zh-CN"/>
         </w:rPr>
-        <w:t>总体研发进度如表3-1所示。</w:t>
+        <w:t>总体研发进度如表4-1所示。</w:t>
       </w:r>
     </w:p>
     <w:p>
       <w:pPr>
+        <w:keepNext w:val="0"/>
+        <w:keepLines w:val="0"/>
+        <w:pageBreakBefore w:val="0"/>
+        <w:widowControl w:val="0"/>
+        <w:wordWrap/>
+        <w:overflowPunct/>
+        <w:topLinePunct w:val="0"/>
+        <w:bidi w:val="0"/>
         <w:spacing w:before="106"/>
         <w:jc w:val="center"/>
         <w:rPr>
@@ -2578,7 +3412,7 @@
           <w:rFonts w:hint="eastAsia" w:eastAsia="宋体"/>
           <w:lang w:val="en-US" w:eastAsia="zh-CN"/>
         </w:rPr>
-        <w:t>3</w:t>
+        <w:t>4</w:t>
       </w:r>
       <w:r>
         <w:rPr>
@@ -2634,7 +3468,21 @@
           <w:rFonts w:hint="eastAsia" w:eastAsia="宋体"/>
           <w:lang w:val="en-US" w:eastAsia="zh-CN"/>
         </w:rPr>
-        <w:t xml:space="preserve"> 禅道项目管理系统升级进度</w:t>
+        <w:t xml:space="preserve"> </w:t>
+      </w:r>
+      <w:r>
+        <w:rPr>
+          <w:rFonts w:hint="eastAsia"/>
+          <w:lang w:val="en-US" w:eastAsia="zh-CN"/>
+        </w:rPr>
+        <w:t>Prometheus+Grafana 监控系统功能扩展</w:t>
+      </w:r>
+      <w:r>
+        <w:rPr>
+          <w:rFonts w:hint="eastAsia" w:eastAsia="宋体"/>
+          <w:lang w:val="en-US" w:eastAsia="zh-CN"/>
+        </w:rPr>
+        <w:t>进度</w:t>
       </w:r>
     </w:p>
     <w:tbl>
@@ -2688,7 +3536,14 @@
           <w:p>
             <w:pPr>
               <w:pStyle w:val="29"/>
-              <w:widowControl w:val="0"/>
+              <w:keepNext w:val="0"/>
+              <w:keepLines w:val="0"/>
+              <w:pageBreakBefore w:val="0"/>
+              <w:widowControl w:val="0"/>
+              <w:wordWrap/>
+              <w:overflowPunct/>
+              <w:topLinePunct w:val="0"/>
+              <w:bidi w:val="0"/>
               <w:ind w:left="0" w:leftChars="0" w:firstLine="0" w:firstLineChars="0"/>
               <w:jc w:val="center"/>
               <w:rPr>
@@ -2714,7 +3569,14 @@
           <w:p>
             <w:pPr>
               <w:pStyle w:val="29"/>
-              <w:widowControl w:val="0"/>
+              <w:keepNext w:val="0"/>
+              <w:keepLines w:val="0"/>
+              <w:pageBreakBefore w:val="0"/>
+              <w:widowControl w:val="0"/>
+              <w:wordWrap/>
+              <w:overflowPunct/>
+              <w:topLinePunct w:val="0"/>
+              <w:bidi w:val="0"/>
               <w:jc w:val="center"/>
               <w:rPr>
                 <w:rFonts w:hint="default"/>
@@ -2739,7 +3601,14 @@
           <w:p>
             <w:pPr>
               <w:pStyle w:val="29"/>
-              <w:widowControl w:val="0"/>
+              <w:keepNext w:val="0"/>
+              <w:keepLines w:val="0"/>
+              <w:pageBreakBefore w:val="0"/>
+              <w:widowControl w:val="0"/>
+              <w:wordWrap/>
+              <w:overflowPunct/>
+              <w:topLinePunct w:val="0"/>
+              <w:bidi w:val="0"/>
               <w:jc w:val="center"/>
               <w:rPr>
                 <w:rFonts w:hint="default"/>
@@ -2763,7 +3632,14 @@
           </w:tcPr>
           <w:p>
             <w:pPr>
-              <w:widowControl w:val="0"/>
+              <w:keepNext w:val="0"/>
+              <w:keepLines w:val="0"/>
+              <w:pageBreakBefore w:val="0"/>
+              <w:widowControl w:val="0"/>
+              <w:wordWrap/>
+              <w:overflowPunct/>
+              <w:topLinePunct w:val="0"/>
+              <w:bidi w:val="0"/>
               <w:jc w:val="center"/>
               <w:rPr>
                 <w:rFonts w:hint="default"/>
@@ -2804,11 +3680,18 @@
           <w:p>
             <w:pPr>
               <w:pStyle w:val="29"/>
+              <w:keepNext w:val="0"/>
+              <w:keepLines w:val="0"/>
+              <w:pageBreakBefore w:val="0"/>
               <w:widowControl w:val="0"/>
               <w:numPr>
                 <w:ilvl w:val="0"/>
                 <w:numId w:val="2"/>
               </w:numPr>
+              <w:wordWrap/>
+              <w:overflowPunct/>
+              <w:topLinePunct w:val="0"/>
+              <w:bidi w:val="0"/>
               <w:ind w:left="425" w:leftChars="0" w:hanging="425" w:firstLineChars="0"/>
               <w:rPr>
                 <w:rFonts w:hint="eastAsia"/>
@@ -2821,11 +3704,22 @@
         <w:tc>
           <w:tcPr>
             <w:tcW w:w="2325" w:type="dxa"/>
-          </w:tcPr>
-          <w:p>
-            <w:pPr>
-              <w:pStyle w:val="29"/>
-              <w:widowControl w:val="0"/>
+            <w:vAlign w:val="top"/>
+          </w:tcPr>
+          <w:p>
+            <w:pPr>
+              <w:keepNext w:val="0"/>
+              <w:keepLines w:val="0"/>
+              <w:pageBreakBefore w:val="0"/>
+              <w:widowControl w:val="0"/>
+              <w:numPr>
+                <w:ilvl w:val="0"/>
+                <w:numId w:val="0"/>
+              </w:numPr>
+              <w:wordWrap/>
+              <w:overflowPunct/>
+              <w:topLinePunct w:val="0"/>
+              <w:bidi w:val="0"/>
               <w:ind w:left="0" w:leftChars="0" w:firstLine="0" w:firstLineChars="0"/>
               <w:rPr>
                 <w:rFonts w:hint="default"/>
@@ -2836,7 +3730,6 @@
             <w:r>
               <w:rPr>
                 <w:rFonts w:hint="eastAsia"/>
-                <w:vertAlign w:val="baseline"/>
                 <w:lang w:val="en-US" w:eastAsia="zh-CN"/>
               </w:rPr>
               <w:t>项目规划</w:t>
@@ -2849,11 +3742,18 @@
           </w:tcPr>
           <w:p>
             <w:pPr>
+              <w:keepNext w:val="0"/>
+              <w:keepLines w:val="0"/>
+              <w:pageBreakBefore w:val="0"/>
               <w:widowControl w:val="0"/>
               <w:numPr>
                 <w:ilvl w:val="0"/>
                 <w:numId w:val="3"/>
               </w:numPr>
+              <w:wordWrap/>
+              <w:overflowPunct/>
+              <w:topLinePunct w:val="0"/>
+              <w:bidi w:val="0"/>
               <w:ind w:left="425" w:leftChars="0" w:hanging="425" w:firstLineChars="0"/>
             </w:pPr>
             <w:r>
@@ -2862,11 +3762,18 @@
           </w:p>
           <w:p>
             <w:pPr>
+              <w:keepNext w:val="0"/>
+              <w:keepLines w:val="0"/>
+              <w:pageBreakBefore w:val="0"/>
               <w:widowControl w:val="0"/>
               <w:numPr>
                 <w:ilvl w:val="0"/>
                 <w:numId w:val="3"/>
               </w:numPr>
+              <w:wordWrap/>
+              <w:overflowPunct/>
+              <w:topLinePunct w:val="0"/>
+              <w:bidi w:val="0"/>
               <w:ind w:left="425" w:leftChars="0" w:hanging="425" w:firstLineChars="0"/>
               <w:rPr>
                 <w:rFonts w:hint="eastAsia"/>
@@ -2884,7 +3791,14 @@
           </w:tcPr>
           <w:p>
             <w:pPr>
-              <w:widowControl w:val="0"/>
+              <w:keepNext w:val="0"/>
+              <w:keepLines w:val="0"/>
+              <w:pageBreakBefore w:val="0"/>
+              <w:widowControl w:val="0"/>
+              <w:wordWrap/>
+              <w:overflowPunct/>
+              <w:topLinePunct w:val="0"/>
+              <w:bidi w:val="0"/>
               <w:rPr>
                 <w:rFonts w:hint="default"/>
                 <w:lang w:val="en-US" w:eastAsia="zh-CN"/>
@@ -2924,11 +3838,18 @@
           <w:p>
             <w:pPr>
               <w:pStyle w:val="29"/>
+              <w:keepNext w:val="0"/>
+              <w:keepLines w:val="0"/>
+              <w:pageBreakBefore w:val="0"/>
               <w:widowControl w:val="0"/>
               <w:numPr>
                 <w:ilvl w:val="0"/>
                 <w:numId w:val="2"/>
               </w:numPr>
+              <w:wordWrap/>
+              <w:overflowPunct/>
+              <w:topLinePunct w:val="0"/>
+              <w:bidi w:val="0"/>
               <w:ind w:left="425" w:leftChars="0" w:hanging="425" w:firstLineChars="0"/>
               <w:rPr>
                 <w:rFonts w:hint="eastAsia"/>
@@ -2941,11 +3862,22 @@
         <w:tc>
           <w:tcPr>
             <w:tcW w:w="2325" w:type="dxa"/>
-          </w:tcPr>
-          <w:p>
-            <w:pPr>
-              <w:pStyle w:val="29"/>
-              <w:widowControl w:val="0"/>
+            <w:vAlign w:val="top"/>
+          </w:tcPr>
+          <w:p>
+            <w:pPr>
+              <w:keepNext w:val="0"/>
+              <w:keepLines w:val="0"/>
+              <w:pageBreakBefore w:val="0"/>
+              <w:widowControl w:val="0"/>
+              <w:numPr>
+                <w:ilvl w:val="0"/>
+                <w:numId w:val="0"/>
+              </w:numPr>
+              <w:wordWrap/>
+              <w:overflowPunct/>
+              <w:topLinePunct w:val="0"/>
+              <w:bidi w:val="0"/>
               <w:ind w:left="0" w:leftChars="0" w:firstLine="0" w:firstLineChars="0"/>
               <w:rPr>
                 <w:rFonts w:hint="default"/>
@@ -2956,7 +3888,6 @@
             <w:r>
               <w:rPr>
                 <w:rFonts w:hint="eastAsia"/>
-                <w:vertAlign w:val="baseline"/>
                 <w:lang w:val="en-US" w:eastAsia="zh-CN"/>
               </w:rPr>
               <w:t>需求分析</w:t>
@@ -2969,11 +3900,18 @@
           </w:tcPr>
           <w:p>
             <w:pPr>
+              <w:keepNext w:val="0"/>
+              <w:keepLines w:val="0"/>
+              <w:pageBreakBefore w:val="0"/>
               <w:widowControl w:val="0"/>
               <w:numPr>
                 <w:ilvl w:val="0"/>
                 <w:numId w:val="4"/>
               </w:numPr>
+              <w:wordWrap/>
+              <w:overflowPunct/>
+              <w:topLinePunct w:val="0"/>
+              <w:bidi w:val="0"/>
               <w:ind w:left="425" w:leftChars="0" w:hanging="425" w:firstLineChars="0"/>
               <w:rPr>
                 <w:rFonts w:hint="eastAsia"/>
@@ -2991,7 +3929,14 @@
           </w:tcPr>
           <w:p>
             <w:pPr>
-              <w:widowControl w:val="0"/>
+              <w:keepNext w:val="0"/>
+              <w:keepLines w:val="0"/>
+              <w:pageBreakBefore w:val="0"/>
+              <w:widowControl w:val="0"/>
+              <w:wordWrap/>
+              <w:overflowPunct/>
+              <w:topLinePunct w:val="0"/>
+              <w:bidi w:val="0"/>
               <w:rPr>
                 <w:rFonts w:hint="eastAsia"/>
                 <w:lang w:val="en-US" w:eastAsia="zh-CN"/>
@@ -3031,11 +3976,18 @@
           <w:p>
             <w:pPr>
               <w:pStyle w:val="29"/>
+              <w:keepNext w:val="0"/>
+              <w:keepLines w:val="0"/>
+              <w:pageBreakBefore w:val="0"/>
               <w:widowControl w:val="0"/>
               <w:numPr>
                 <w:ilvl w:val="0"/>
                 <w:numId w:val="2"/>
               </w:numPr>
+              <w:wordWrap/>
+              <w:overflowPunct/>
+              <w:topLinePunct w:val="0"/>
+              <w:bidi w:val="0"/>
               <w:ind w:left="425" w:leftChars="0" w:hanging="425" w:firstLineChars="0"/>
               <w:rPr>
                 <w:rFonts w:hint="eastAsia"/>
@@ -3048,11 +4000,22 @@
         <w:tc>
           <w:tcPr>
             <w:tcW w:w="2325" w:type="dxa"/>
-          </w:tcPr>
-          <w:p>
-            <w:pPr>
-              <w:pStyle w:val="29"/>
-              <w:widowControl w:val="0"/>
+            <w:vAlign w:val="top"/>
+          </w:tcPr>
+          <w:p>
+            <w:pPr>
+              <w:keepNext w:val="0"/>
+              <w:keepLines w:val="0"/>
+              <w:pageBreakBefore w:val="0"/>
+              <w:widowControl w:val="0"/>
+              <w:numPr>
+                <w:ilvl w:val="0"/>
+                <w:numId w:val="0"/>
+              </w:numPr>
+              <w:wordWrap/>
+              <w:overflowPunct/>
+              <w:topLinePunct w:val="0"/>
+              <w:bidi w:val="0"/>
               <w:ind w:left="0" w:leftChars="0" w:firstLine="0" w:firstLineChars="0"/>
               <w:rPr>
                 <w:rFonts w:hint="default"/>
@@ -3063,7 +4026,6 @@
             <w:r>
               <w:rPr>
                 <w:rFonts w:hint="eastAsia"/>
-                <w:vertAlign w:val="baseline"/>
                 <w:lang w:val="en-US" w:eastAsia="zh-CN"/>
               </w:rPr>
               <w:t>项目筹划、设计</w:t>
@@ -3076,11 +4038,18 @@
           </w:tcPr>
           <w:p>
             <w:pPr>
+              <w:keepNext w:val="0"/>
+              <w:keepLines w:val="0"/>
+              <w:pageBreakBefore w:val="0"/>
               <w:widowControl w:val="0"/>
               <w:numPr>
                 <w:ilvl w:val="0"/>
                 <w:numId w:val="5"/>
               </w:numPr>
+              <w:wordWrap/>
+              <w:overflowPunct/>
+              <w:topLinePunct w:val="0"/>
+              <w:bidi w:val="0"/>
               <w:ind w:left="425" w:leftChars="0" w:hanging="425" w:firstLineChars="0"/>
             </w:pPr>
             <w:r>
@@ -3089,11 +4058,18 @@
           </w:p>
           <w:p>
             <w:pPr>
+              <w:keepNext w:val="0"/>
+              <w:keepLines w:val="0"/>
+              <w:pageBreakBefore w:val="0"/>
               <w:widowControl w:val="0"/>
               <w:numPr>
                 <w:ilvl w:val="0"/>
                 <w:numId w:val="5"/>
               </w:numPr>
+              <w:wordWrap/>
+              <w:overflowPunct/>
+              <w:topLinePunct w:val="0"/>
+              <w:bidi w:val="0"/>
               <w:ind w:left="425" w:leftChars="0" w:hanging="425" w:firstLineChars="0"/>
             </w:pPr>
             <w:r>
@@ -3102,11 +4078,18 @@
           </w:p>
           <w:p>
             <w:pPr>
+              <w:keepNext w:val="0"/>
+              <w:keepLines w:val="0"/>
+              <w:pageBreakBefore w:val="0"/>
               <w:widowControl w:val="0"/>
               <w:numPr>
                 <w:ilvl w:val="0"/>
                 <w:numId w:val="5"/>
               </w:numPr>
+              <w:wordWrap/>
+              <w:overflowPunct/>
+              <w:topLinePunct w:val="0"/>
+              <w:bidi w:val="0"/>
               <w:ind w:left="425" w:leftChars="0" w:hanging="425" w:firstLineChars="0"/>
               <w:rPr>
                 <w:rFonts w:hint="eastAsia"/>
@@ -3124,7 +4107,14 @@
           </w:tcPr>
           <w:p>
             <w:pPr>
-              <w:widowControl w:val="0"/>
+              <w:keepNext w:val="0"/>
+              <w:keepLines w:val="0"/>
+              <w:pageBreakBefore w:val="0"/>
+              <w:widowControl w:val="0"/>
+              <w:wordWrap/>
+              <w:overflowPunct/>
+              <w:topLinePunct w:val="0"/>
+              <w:bidi w:val="0"/>
               <w:rPr>
                 <w:rFonts w:hint="eastAsia"/>
                 <w:lang w:val="en-US" w:eastAsia="zh-CN"/>
@@ -3164,11 +4154,18 @@
           <w:p>
             <w:pPr>
               <w:pStyle w:val="29"/>
+              <w:keepNext w:val="0"/>
+              <w:keepLines w:val="0"/>
+              <w:pageBreakBefore w:val="0"/>
               <w:widowControl w:val="0"/>
               <w:numPr>
                 <w:ilvl w:val="0"/>
                 <w:numId w:val="2"/>
               </w:numPr>
+              <w:wordWrap/>
+              <w:overflowPunct/>
+              <w:topLinePunct w:val="0"/>
+              <w:bidi w:val="0"/>
               <w:ind w:left="425" w:leftChars="0" w:hanging="425" w:firstLineChars="0"/>
               <w:rPr>
                 <w:rFonts w:hint="eastAsia"/>
@@ -3182,13 +4179,23 @@
           <w:tcPr>
             <w:tcW w:w="2325" w:type="dxa"/>
             <w:vMerge w:val="restart"/>
-          </w:tcPr>
-          <w:p>
-            <w:pPr>
-              <w:pStyle w:val="29"/>
-              <w:widowControl w:val="0"/>
+            <w:vAlign w:val="top"/>
+          </w:tcPr>
+          <w:p>
+            <w:pPr>
+              <w:keepNext w:val="0"/>
+              <w:keepLines w:val="0"/>
+              <w:pageBreakBefore w:val="0"/>
+              <w:widowControl w:val="0"/>
+              <w:numPr>
+                <w:ilvl w:val="0"/>
+                <w:numId w:val="0"/>
+              </w:numPr>
+              <w:wordWrap/>
+              <w:overflowPunct/>
+              <w:topLinePunct w:val="0"/>
+              <w:bidi w:val="0"/>
               <w:ind w:left="0" w:leftChars="0" w:firstLine="0" w:firstLineChars="0"/>
-              <w:jc w:val="both"/>
               <w:rPr>
                 <w:rFonts w:hint="default"/>
                 <w:vertAlign w:val="baseline"/>
@@ -3198,7 +4205,6 @@
             <w:r>
               <w:rPr>
                 <w:rFonts w:hint="eastAsia"/>
-                <w:vertAlign w:val="baseline"/>
                 <w:lang w:val="en-US" w:eastAsia="zh-CN"/>
               </w:rPr>
               <w:t>开发、测试</w:t>
@@ -3211,11 +4217,18 @@
           </w:tcPr>
           <w:p>
             <w:pPr>
+              <w:keepNext w:val="0"/>
+              <w:keepLines w:val="0"/>
+              <w:pageBreakBefore w:val="0"/>
               <w:widowControl w:val="0"/>
               <w:numPr>
                 <w:ilvl w:val="0"/>
                 <w:numId w:val="6"/>
               </w:numPr>
+              <w:wordWrap/>
+              <w:overflowPunct/>
+              <w:topLinePunct w:val="0"/>
+              <w:bidi w:val="0"/>
               <w:ind w:left="425" w:leftChars="0" w:hanging="425" w:firstLineChars="0"/>
               <w:rPr>
                 <w:rFonts w:hint="default"/>
@@ -3227,7 +4240,7 @@
                 <w:rFonts w:hint="eastAsia"/>
                 <w:lang w:val="en-US" w:eastAsia="zh-CN"/>
               </w:rPr>
-              <w:t>完善新建用例功能，支持导入测试用例，用例支持选择用例类型</w:t>
+              <w:t>告警规则配置后台维护</w:t>
             </w:r>
           </w:p>
         </w:tc>
@@ -3237,7 +4250,14 @@
           </w:tcPr>
           <w:p>
             <w:pPr>
-              <w:widowControl w:val="0"/>
+              <w:keepNext w:val="0"/>
+              <w:keepLines w:val="0"/>
+              <w:pageBreakBefore w:val="0"/>
+              <w:widowControl w:val="0"/>
+              <w:wordWrap/>
+              <w:overflowPunct/>
+              <w:topLinePunct w:val="0"/>
+              <w:bidi w:val="0"/>
               <w:rPr>
                 <w:rFonts w:hint="default"/>
                 <w:lang w:val="en-US" w:eastAsia="zh-CN"/>
@@ -3277,11 +4297,18 @@
           <w:p>
             <w:pPr>
               <w:pStyle w:val="29"/>
+              <w:keepNext w:val="0"/>
+              <w:keepLines w:val="0"/>
+              <w:pageBreakBefore w:val="0"/>
               <w:widowControl w:val="0"/>
               <w:numPr>
                 <w:ilvl w:val="0"/>
                 <w:numId w:val="2"/>
               </w:numPr>
+              <w:wordWrap/>
+              <w:overflowPunct/>
+              <w:topLinePunct w:val="0"/>
+              <w:bidi w:val="0"/>
               <w:ind w:left="425" w:leftChars="0" w:hanging="425" w:firstLineChars="0"/>
               <w:rPr>
                 <w:rFonts w:hint="eastAsia"/>
@@ -3299,7 +4326,14 @@
           <w:p>
             <w:pPr>
               <w:pStyle w:val="29"/>
-              <w:widowControl w:val="0"/>
+              <w:keepNext w:val="0"/>
+              <w:keepLines w:val="0"/>
+              <w:pageBreakBefore w:val="0"/>
+              <w:widowControl w:val="0"/>
+              <w:wordWrap/>
+              <w:overflowPunct/>
+              <w:topLinePunct w:val="0"/>
+              <w:bidi w:val="0"/>
               <w:ind w:left="0" w:leftChars="0" w:firstLine="0" w:firstLineChars="0"/>
               <w:rPr>
                 <w:rFonts w:hint="eastAsia"/>
@@ -3315,11 +4349,18 @@
           </w:tcPr>
           <w:p>
             <w:pPr>
+              <w:keepNext w:val="0"/>
+              <w:keepLines w:val="0"/>
+              <w:pageBreakBefore w:val="0"/>
               <w:widowControl w:val="0"/>
               <w:numPr>
                 <w:ilvl w:val="0"/>
                 <w:numId w:val="6"/>
               </w:numPr>
+              <w:wordWrap/>
+              <w:overflowPunct/>
+              <w:topLinePunct w:val="0"/>
+              <w:bidi w:val="0"/>
               <w:ind w:left="425" w:leftChars="0" w:hanging="425" w:firstLineChars="0"/>
               <w:rPr>
                 <w:rFonts w:hint="default"/>
@@ -3331,7 +4372,7 @@
                 <w:rFonts w:hint="eastAsia"/>
                 <w:lang w:val="en-US" w:eastAsia="zh-CN"/>
               </w:rPr>
-              <w:t>完善执行用例功能，可将用例转为BUG</w:t>
+              <w:t>Alertmanager集成与配置中心模块</w:t>
             </w:r>
           </w:p>
         </w:tc>
@@ -3341,7 +4382,14 @@
           </w:tcPr>
           <w:p>
             <w:pPr>
-              <w:widowControl w:val="0"/>
+              <w:keepNext w:val="0"/>
+              <w:keepLines w:val="0"/>
+              <w:pageBreakBefore w:val="0"/>
+              <w:widowControl w:val="0"/>
+              <w:wordWrap/>
+              <w:overflowPunct/>
+              <w:topLinePunct w:val="0"/>
+              <w:bidi w:val="0"/>
               <w:rPr>
                 <w:rFonts w:hint="eastAsia"/>
                 <w:lang w:val="en-US" w:eastAsia="zh-CN"/>
@@ -3381,11 +4429,18 @@
           <w:p>
             <w:pPr>
               <w:pStyle w:val="29"/>
+              <w:keepNext w:val="0"/>
+              <w:keepLines w:val="0"/>
+              <w:pageBreakBefore w:val="0"/>
               <w:widowControl w:val="0"/>
               <w:numPr>
                 <w:ilvl w:val="0"/>
                 <w:numId w:val="2"/>
               </w:numPr>
+              <w:wordWrap/>
+              <w:overflowPunct/>
+              <w:topLinePunct w:val="0"/>
+              <w:bidi w:val="0"/>
               <w:ind w:left="425" w:leftChars="0" w:hanging="425" w:firstLineChars="0"/>
               <w:rPr>
                 <w:rFonts w:hint="eastAsia"/>
@@ -3403,7 +4458,14 @@
           <w:p>
             <w:pPr>
               <w:pStyle w:val="29"/>
-              <w:widowControl w:val="0"/>
+              <w:keepNext w:val="0"/>
+              <w:keepLines w:val="0"/>
+              <w:pageBreakBefore w:val="0"/>
+              <w:widowControl w:val="0"/>
+              <w:wordWrap/>
+              <w:overflowPunct/>
+              <w:topLinePunct w:val="0"/>
+              <w:bidi w:val="0"/>
               <w:ind w:left="0" w:leftChars="0" w:firstLine="0" w:firstLineChars="0"/>
               <w:rPr>
                 <w:rFonts w:hint="eastAsia"/>
@@ -3419,11 +4481,18 @@
           </w:tcPr>
           <w:p>
             <w:pPr>
+              <w:keepNext w:val="0"/>
+              <w:keepLines w:val="0"/>
+              <w:pageBreakBefore w:val="0"/>
               <w:widowControl w:val="0"/>
               <w:numPr>
                 <w:ilvl w:val="0"/>
                 <w:numId w:val="6"/>
               </w:numPr>
+              <w:wordWrap/>
+              <w:overflowPunct/>
+              <w:topLinePunct w:val="0"/>
+              <w:bidi w:val="0"/>
               <w:ind w:left="425" w:leftChars="0" w:hanging="425" w:firstLineChars="0"/>
               <w:rPr>
                 <w:rFonts w:hint="default"/>
@@ -3435,7 +4504,7 @@
                 <w:rFonts w:hint="eastAsia"/>
                 <w:lang w:val="en-US" w:eastAsia="zh-CN"/>
               </w:rPr>
-              <w:t>完善提交BUG模块，可批量导入BUG,同时支持导出BUG</w:t>
+              <w:t>邮件告警通道实现模块</w:t>
             </w:r>
           </w:p>
         </w:tc>
@@ -3445,7 +4514,14 @@
           </w:tcPr>
           <w:p>
             <w:pPr>
-              <w:widowControl w:val="0"/>
+              <w:keepNext w:val="0"/>
+              <w:keepLines w:val="0"/>
+              <w:pageBreakBefore w:val="0"/>
+              <w:widowControl w:val="0"/>
+              <w:wordWrap/>
+              <w:overflowPunct/>
+              <w:topLinePunct w:val="0"/>
+              <w:bidi w:val="0"/>
               <w:rPr>
                 <w:rFonts w:hint="eastAsia"/>
                 <w:lang w:val="en-US" w:eastAsia="zh-CN"/>
@@ -3485,11 +4561,18 @@
           <w:p>
             <w:pPr>
               <w:pStyle w:val="29"/>
+              <w:keepNext w:val="0"/>
+              <w:keepLines w:val="0"/>
+              <w:pageBreakBefore w:val="0"/>
               <w:widowControl w:val="0"/>
               <w:numPr>
                 <w:ilvl w:val="0"/>
                 <w:numId w:val="2"/>
               </w:numPr>
+              <w:wordWrap/>
+              <w:overflowPunct/>
+              <w:topLinePunct w:val="0"/>
+              <w:bidi w:val="0"/>
               <w:ind w:left="425" w:leftChars="0" w:hanging="425" w:firstLineChars="0"/>
               <w:rPr>
                 <w:rFonts w:hint="eastAsia"/>
@@ -3507,7 +4590,14 @@
           <w:p>
             <w:pPr>
               <w:pStyle w:val="29"/>
-              <w:widowControl w:val="0"/>
+              <w:keepNext w:val="0"/>
+              <w:keepLines w:val="0"/>
+              <w:pageBreakBefore w:val="0"/>
+              <w:widowControl w:val="0"/>
+              <w:wordWrap/>
+              <w:overflowPunct/>
+              <w:topLinePunct w:val="0"/>
+              <w:bidi w:val="0"/>
               <w:ind w:left="0" w:leftChars="0" w:firstLine="0" w:firstLineChars="0"/>
               <w:rPr>
                 <w:rFonts w:hint="eastAsia"/>
@@ -3523,11 +4613,18 @@
           </w:tcPr>
           <w:p>
             <w:pPr>
+              <w:keepNext w:val="0"/>
+              <w:keepLines w:val="0"/>
+              <w:pageBreakBefore w:val="0"/>
               <w:widowControl w:val="0"/>
               <w:numPr>
                 <w:ilvl w:val="0"/>
                 <w:numId w:val="6"/>
               </w:numPr>
+              <w:wordWrap/>
+              <w:overflowPunct/>
+              <w:topLinePunct w:val="0"/>
+              <w:bidi w:val="0"/>
               <w:ind w:left="425" w:leftChars="0" w:hanging="425" w:firstLineChars="0"/>
               <w:rPr>
                 <w:rFonts w:hint="default"/>
@@ -3539,7 +4636,7 @@
                 <w:rFonts w:hint="eastAsia"/>
                 <w:lang w:val="en-US" w:eastAsia="zh-CN"/>
               </w:rPr>
-              <w:t>BUG导出功能支持导出字段人工选择，</w:t>
+              <w:t>企业微信告警通道实现模块</w:t>
             </w:r>
           </w:p>
         </w:tc>
@@ -3549,7 +4646,14 @@
           </w:tcPr>
           <w:p>
             <w:pPr>
-              <w:widowControl w:val="0"/>
+              <w:keepNext w:val="0"/>
+              <w:keepLines w:val="0"/>
+              <w:pageBreakBefore w:val="0"/>
+              <w:widowControl w:val="0"/>
+              <w:wordWrap/>
+              <w:overflowPunct/>
+              <w:topLinePunct w:val="0"/>
+              <w:bidi w:val="0"/>
               <w:rPr>
                 <w:rFonts w:hint="default"/>
                 <w:lang w:val="en-US" w:eastAsia="zh-CN"/>
@@ -3589,11 +4693,18 @@
           <w:p>
             <w:pPr>
               <w:pStyle w:val="29"/>
+              <w:keepNext w:val="0"/>
+              <w:keepLines w:val="0"/>
+              <w:pageBreakBefore w:val="0"/>
               <w:widowControl w:val="0"/>
               <w:numPr>
                 <w:ilvl w:val="0"/>
                 <w:numId w:val="2"/>
               </w:numPr>
+              <w:wordWrap/>
+              <w:overflowPunct/>
+              <w:topLinePunct w:val="0"/>
+              <w:bidi w:val="0"/>
               <w:ind w:left="425" w:leftChars="0" w:hanging="425" w:firstLineChars="0"/>
               <w:rPr>
                 <w:rFonts w:hint="eastAsia"/>
@@ -3611,7 +4722,14 @@
           <w:p>
             <w:pPr>
               <w:pStyle w:val="29"/>
-              <w:widowControl w:val="0"/>
+              <w:keepNext w:val="0"/>
+              <w:keepLines w:val="0"/>
+              <w:pageBreakBefore w:val="0"/>
+              <w:widowControl w:val="0"/>
+              <w:wordWrap/>
+              <w:overflowPunct/>
+              <w:topLinePunct w:val="0"/>
+              <w:bidi w:val="0"/>
               <w:ind w:left="0" w:leftChars="0" w:firstLine="0" w:firstLineChars="0"/>
               <w:rPr>
                 <w:rFonts w:hint="eastAsia"/>
@@ -3627,11 +4745,18 @@
           </w:tcPr>
           <w:p>
             <w:pPr>
+              <w:keepNext w:val="0"/>
+              <w:keepLines w:val="0"/>
+              <w:pageBreakBefore w:val="0"/>
               <w:widowControl w:val="0"/>
               <w:numPr>
                 <w:ilvl w:val="0"/>
                 <w:numId w:val="6"/>
               </w:numPr>
+              <w:wordWrap/>
+              <w:overflowPunct/>
+              <w:topLinePunct w:val="0"/>
+              <w:bidi w:val="0"/>
               <w:ind w:left="425" w:leftChars="0" w:hanging="425" w:firstLineChars="0"/>
               <w:rPr>
                 <w:rFonts w:hint="default"/>
@@ -3643,7 +4768,16 @@
                 <w:rFonts w:hint="eastAsia"/>
                 <w:lang w:val="en-US" w:eastAsia="zh-CN"/>
               </w:rPr>
-              <w:t>BUG报告面板查看</w:t>
+              <w:t>手机</w:t>
+            </w:r>
+            <w:bookmarkStart w:id="15" w:name="_GoBack"/>
+            <w:bookmarkEnd w:id="15"/>
+            <w:r>
+              <w:rPr>
+                <w:rFonts w:hint="eastAsia"/>
+                <w:lang w:val="en-US" w:eastAsia="zh-CN"/>
+              </w:rPr>
+              <w:t>告警通道实现模块</w:t>
             </w:r>
           </w:p>
         </w:tc>
@@ -3653,7 +4787,14 @@
           </w:tcPr>
           <w:p>
             <w:pPr>
-              <w:widowControl w:val="0"/>
+              <w:keepNext w:val="0"/>
+              <w:keepLines w:val="0"/>
+              <w:pageBreakBefore w:val="0"/>
+              <w:widowControl w:val="0"/>
+              <w:wordWrap/>
+              <w:overflowPunct/>
+              <w:topLinePunct w:val="0"/>
+              <w:bidi w:val="0"/>
               <w:rPr>
                 <w:rFonts w:hint="default"/>
                 <w:lang w:val="en-US" w:eastAsia="zh-CN"/>
@@ -3696,11 +4837,18 @@
           <w:p>
             <w:pPr>
               <w:pStyle w:val="29"/>
+              <w:keepNext w:val="0"/>
+              <w:keepLines w:val="0"/>
+              <w:pageBreakBefore w:val="0"/>
               <w:widowControl w:val="0"/>
               <w:numPr>
                 <w:ilvl w:val="0"/>
                 <w:numId w:val="2"/>
               </w:numPr>
+              <w:wordWrap/>
+              <w:overflowPunct/>
+              <w:topLinePunct w:val="0"/>
+              <w:bidi w:val="0"/>
               <w:ind w:left="425" w:leftChars="0" w:hanging="425" w:firstLineChars="0"/>
               <w:rPr>
                 <w:rFonts w:hint="eastAsia"/>
@@ -3713,11 +4861,22 @@
         <w:tc>
           <w:tcPr>
             <w:tcW w:w="2325" w:type="dxa"/>
-          </w:tcPr>
-          <w:p>
-            <w:pPr>
-              <w:pStyle w:val="29"/>
-              <w:widowControl w:val="0"/>
+            <w:vAlign w:val="top"/>
+          </w:tcPr>
+          <w:p>
+            <w:pPr>
+              <w:keepNext w:val="0"/>
+              <w:keepLines w:val="0"/>
+              <w:pageBreakBefore w:val="0"/>
+              <w:widowControl w:val="0"/>
+              <w:numPr>
+                <w:ilvl w:val="0"/>
+                <w:numId w:val="0"/>
+              </w:numPr>
+              <w:wordWrap/>
+              <w:overflowPunct/>
+              <w:topLinePunct w:val="0"/>
+              <w:bidi w:val="0"/>
               <w:ind w:left="0" w:leftChars="0" w:firstLine="0" w:firstLineChars="0"/>
               <w:rPr>
                 <w:rFonts w:hint="default"/>
@@ -3730,9 +4889,6 @@
             <w:r>
               <w:rPr>
                 <w:rFonts w:hint="eastAsia"/>
-                <w:sz w:val="24"/>
-                <w:szCs w:val="24"/>
-                <w:vertAlign w:val="baseline"/>
                 <w:lang w:val="en-US" w:eastAsia="zh-CN"/>
               </w:rPr>
               <w:t>上线试运行</w:t>
@@ -3745,24 +4901,27 @@
           </w:tcPr>
           <w:p>
             <w:pPr>
+              <w:keepNext w:val="0"/>
+              <w:keepLines w:val="0"/>
+              <w:pageBreakBefore w:val="0"/>
               <w:widowControl w:val="0"/>
               <w:numPr>
                 <w:ilvl w:val="0"/>
-                <w:numId w:val="6"/>
+                <w:numId w:val="7"/>
               </w:numPr>
+              <w:wordWrap/>
+              <w:overflowPunct/>
+              <w:topLinePunct w:val="0"/>
+              <w:bidi w:val="0"/>
               <w:ind w:left="425" w:leftChars="0" w:hanging="425" w:firstLineChars="0"/>
               <w:rPr>
                 <w:rFonts w:hint="default"/>
-                <w:sz w:val="24"/>
-                <w:szCs w:val="24"/>
                 <w:lang w:val="en-US" w:eastAsia="zh-CN"/>
               </w:rPr>
             </w:pPr>
             <w:r>
               <w:rPr>
                 <w:rFonts w:hint="eastAsia"/>
-                <w:sz w:val="24"/>
-                <w:szCs w:val="24"/>
                 <w:lang w:val="en-US" w:eastAsia="zh-CN"/>
               </w:rPr>
               <w:t>测试完成后，首先在平台运维组试运行</w:t>
@@ -3775,7 +4934,14 @@
           </w:tcPr>
           <w:p>
             <w:pPr>
-              <w:widowControl w:val="0"/>
+              <w:keepNext w:val="0"/>
+              <w:keepLines w:val="0"/>
+              <w:pageBreakBefore w:val="0"/>
+              <w:widowControl w:val="0"/>
+              <w:wordWrap/>
+              <w:overflowPunct/>
+              <w:topLinePunct w:val="0"/>
+              <w:bidi w:val="0"/>
               <w:rPr>
                 <w:rFonts w:hint="default"/>
                 <w:sz w:val="24"/>
@@ -3822,11 +4988,18 @@
           <w:p>
             <w:pPr>
               <w:pStyle w:val="29"/>
+              <w:keepNext w:val="0"/>
+              <w:keepLines w:val="0"/>
+              <w:pageBreakBefore w:val="0"/>
               <w:widowControl w:val="0"/>
               <w:numPr>
                 <w:ilvl w:val="0"/>
                 <w:numId w:val="2"/>
               </w:numPr>
+              <w:wordWrap/>
+              <w:overflowPunct/>
+              <w:topLinePunct w:val="0"/>
+              <w:bidi w:val="0"/>
               <w:ind w:left="425" w:leftChars="0" w:hanging="425" w:firstLineChars="0"/>
               <w:rPr>
                 <w:rFonts w:hint="eastAsia"/>
@@ -3839,11 +5012,22 @@
         <w:tc>
           <w:tcPr>
             <w:tcW w:w="2325" w:type="dxa"/>
-          </w:tcPr>
-          <w:p>
-            <w:pPr>
-              <w:pStyle w:val="29"/>
-              <w:widowControl w:val="0"/>
+            <w:vAlign w:val="top"/>
+          </w:tcPr>
+          <w:p>
+            <w:pPr>
+              <w:keepNext w:val="0"/>
+              <w:keepLines w:val="0"/>
+              <w:pageBreakBefore w:val="0"/>
+              <w:widowControl w:val="0"/>
+              <w:numPr>
+                <w:ilvl w:val="0"/>
+                <w:numId w:val="0"/>
+              </w:numPr>
+              <w:wordWrap/>
+              <w:overflowPunct/>
+              <w:topLinePunct w:val="0"/>
+              <w:bidi w:val="0"/>
               <w:ind w:left="0" w:leftChars="0" w:firstLine="0" w:firstLineChars="0"/>
               <w:rPr>
                 <w:rFonts w:hint="default"/>
@@ -3856,9 +5040,6 @@
             <w:r>
               <w:rPr>
                 <w:rFonts w:hint="eastAsia"/>
-                <w:sz w:val="24"/>
-                <w:szCs w:val="24"/>
-                <w:vertAlign w:val="baseline"/>
                 <w:lang w:val="en-US" w:eastAsia="zh-CN"/>
               </w:rPr>
               <w:t>BUG修复功能完善</w:t>
@@ -3871,24 +5052,27 @@
           </w:tcPr>
           <w:p>
             <w:pPr>
+              <w:keepNext w:val="0"/>
+              <w:keepLines w:val="0"/>
+              <w:pageBreakBefore w:val="0"/>
               <w:widowControl w:val="0"/>
               <w:numPr>
                 <w:ilvl w:val="0"/>
-                <w:numId w:val="6"/>
+                <w:numId w:val="8"/>
               </w:numPr>
+              <w:wordWrap/>
+              <w:overflowPunct/>
+              <w:topLinePunct w:val="0"/>
+              <w:bidi w:val="0"/>
               <w:ind w:left="425" w:leftChars="0" w:hanging="425" w:firstLineChars="0"/>
               <w:rPr>
                 <w:rFonts w:hint="default"/>
-                <w:sz w:val="24"/>
-                <w:szCs w:val="24"/>
                 <w:lang w:val="en-US" w:eastAsia="zh-CN"/>
               </w:rPr>
             </w:pPr>
             <w:r>
               <w:rPr>
                 <w:rFonts w:hint="eastAsia"/>
-                <w:sz w:val="24"/>
-                <w:szCs w:val="24"/>
                 <w:lang w:val="en-US" w:eastAsia="zh-CN"/>
               </w:rPr>
               <w:t>修复使用过程中发现的BUG</w:t>
@@ -3901,7 +5085,14 @@
           </w:tcPr>
           <w:p>
             <w:pPr>
-              <w:widowControl w:val="0"/>
+              <w:keepNext w:val="0"/>
+              <w:keepLines w:val="0"/>
+              <w:pageBreakBefore w:val="0"/>
+              <w:widowControl w:val="0"/>
+              <w:wordWrap/>
+              <w:overflowPunct/>
+              <w:topLinePunct w:val="0"/>
+              <w:bidi w:val="0"/>
               <w:rPr>
                 <w:rFonts w:hint="default"/>
                 <w:sz w:val="24"/>
@@ -3945,11 +5136,18 @@
           <w:p>
             <w:pPr>
               <w:pStyle w:val="29"/>
+              <w:keepNext w:val="0"/>
+              <w:keepLines w:val="0"/>
+              <w:pageBreakBefore w:val="0"/>
               <w:widowControl w:val="0"/>
               <w:numPr>
                 <w:ilvl w:val="0"/>
                 <w:numId w:val="2"/>
               </w:numPr>
+              <w:wordWrap/>
+              <w:overflowPunct/>
+              <w:topLinePunct w:val="0"/>
+              <w:bidi w:val="0"/>
               <w:ind w:left="425" w:leftChars="0" w:hanging="425" w:firstLineChars="0"/>
               <w:rPr>
                 <w:rFonts w:hint="eastAsia"/>
@@ -3964,11 +5162,22 @@
         <w:tc>
           <w:tcPr>
             <w:tcW w:w="2325" w:type="dxa"/>
-          </w:tcPr>
-          <w:p>
-            <w:pPr>
-              <w:pStyle w:val="29"/>
-              <w:widowControl w:val="0"/>
+            <w:vAlign w:val="top"/>
+          </w:tcPr>
+          <w:p>
+            <w:pPr>
+              <w:keepNext w:val="0"/>
+              <w:keepLines w:val="0"/>
+              <w:pageBreakBefore w:val="0"/>
+              <w:widowControl w:val="0"/>
+              <w:numPr>
+                <w:ilvl w:val="0"/>
+                <w:numId w:val="0"/>
+              </w:numPr>
+              <w:wordWrap/>
+              <w:overflowPunct/>
+              <w:topLinePunct w:val="0"/>
+              <w:bidi w:val="0"/>
               <w:ind w:left="0" w:leftChars="0" w:firstLine="0" w:firstLineChars="0"/>
               <w:rPr>
                 <w:rFonts w:hint="default"/>
@@ -3981,9 +5190,6 @@
             <w:r>
               <w:rPr>
                 <w:rFonts w:hint="eastAsia"/>
-                <w:sz w:val="24"/>
-                <w:szCs w:val="24"/>
-                <w:vertAlign w:val="baseline"/>
                 <w:lang w:val="en-US" w:eastAsia="zh-CN"/>
               </w:rPr>
               <w:t>回归测试正式上线</w:t>
@@ -3996,24 +5202,27 @@
           </w:tcPr>
           <w:p>
             <w:pPr>
+              <w:keepNext w:val="0"/>
+              <w:keepLines w:val="0"/>
+              <w:pageBreakBefore w:val="0"/>
               <w:widowControl w:val="0"/>
               <w:numPr>
                 <w:ilvl w:val="0"/>
-                <w:numId w:val="6"/>
+                <w:numId w:val="9"/>
               </w:numPr>
+              <w:wordWrap/>
+              <w:overflowPunct/>
+              <w:topLinePunct w:val="0"/>
+              <w:bidi w:val="0"/>
               <w:ind w:left="425" w:leftChars="0" w:hanging="425" w:firstLineChars="0"/>
               <w:rPr>
                 <w:rFonts w:hint="default"/>
-                <w:sz w:val="24"/>
-                <w:szCs w:val="24"/>
                 <w:lang w:val="en-US" w:eastAsia="zh-CN"/>
               </w:rPr>
             </w:pPr>
             <w:r>
               <w:rPr>
                 <w:rFonts w:hint="eastAsia"/>
-                <w:sz w:val="24"/>
-                <w:szCs w:val="24"/>
                 <w:lang w:val="en-US" w:eastAsia="zh-CN"/>
               </w:rPr>
               <w:t>BUG修复并验证后正式上线</w:t>
@@ -4026,7 +5235,14 @@
           </w:tcPr>
           <w:p>
             <w:pPr>
-              <w:widowControl w:val="0"/>
+              <w:keepNext w:val="0"/>
+              <w:keepLines w:val="0"/>
+              <w:pageBreakBefore w:val="0"/>
+              <w:widowControl w:val="0"/>
+              <w:wordWrap/>
+              <w:overflowPunct/>
+              <w:topLinePunct w:val="0"/>
+              <w:bidi w:val="0"/>
               <w:rPr>
                 <w:rFonts w:hint="default"/>
                 <w:sz w:val="24"/>
@@ -4050,6 +5266,13 @@
     <w:p>
       <w:pPr>
         <w:pStyle w:val="30"/>
+        <w:keepNext w:val="0"/>
+        <w:keepLines w:val="0"/>
+        <w:pageBreakBefore w:val="0"/>
+        <w:widowControl w:val="0"/>
+        <w:wordWrap/>
+        <w:overflowPunct/>
+        <w:topLinePunct w:val="0"/>
         <w:bidi w:val="0"/>
         <w:rPr>
           <w:rFonts w:hint="eastAsia"/>
@@ -4069,6 +5292,13 @@
     <w:p>
       <w:pPr>
         <w:pStyle w:val="31"/>
+        <w:keepNext w:val="0"/>
+        <w:keepLines w:val="0"/>
+        <w:pageBreakBefore w:val="0"/>
+        <w:widowControl w:val="0"/>
+        <w:wordWrap/>
+        <w:overflowPunct/>
+        <w:topLinePunct w:val="0"/>
         <w:bidi w:val="0"/>
         <w:rPr>
           <w:rFonts w:hint="default"/>
@@ -4088,6 +5318,13 @@
     <w:p>
       <w:pPr>
         <w:pStyle w:val="29"/>
+        <w:keepNext w:val="0"/>
+        <w:keepLines w:val="0"/>
+        <w:pageBreakBefore w:val="0"/>
+        <w:widowControl w:val="0"/>
+        <w:wordWrap/>
+        <w:overflowPunct/>
+        <w:topLinePunct w:val="0"/>
         <w:bidi w:val="0"/>
         <w:rPr>
           <w:rFonts w:hint="default" w:eastAsia="宋体"/>
@@ -4095,18 +5332,36 @@
         </w:rPr>
       </w:pPr>
       <w:r>
-        <w:t>研发小组由公司研发中心经理牵头，组织工程师进行研发，同时运维技术支持工程师配合。本系统研发团队各岗位人员职责及投入规划如</w:t>
+        <w:t>研发小组由公司</w:t>
       </w:r>
       <w:r>
         <w:rPr>
           <w:rFonts w:hint="eastAsia"/>
           <w:lang w:val="en-US" w:eastAsia="zh-CN"/>
         </w:rPr>
-        <w:t>表3-2所示。</w:t>
+        <w:t>研发组</w:t>
+      </w:r>
+      <w:r>
+        <w:t>经理牵头，组织工程师进行研发。本系统研发团队各岗位人员职责及投入规划如</w:t>
+      </w:r>
+      <w:r>
+        <w:rPr>
+          <w:rFonts w:hint="eastAsia"/>
+          <w:lang w:val="en-US" w:eastAsia="zh-CN"/>
+        </w:rPr>
+        <w:t>表4-2所示。</w:t>
       </w:r>
     </w:p>
     <w:p>
       <w:pPr>
+        <w:keepNext w:val="0"/>
+        <w:keepLines w:val="0"/>
+        <w:pageBreakBefore w:val="0"/>
+        <w:widowControl w:val="0"/>
+        <w:wordWrap/>
+        <w:overflowPunct/>
+        <w:topLinePunct w:val="0"/>
+        <w:bidi w:val="0"/>
         <w:spacing w:before="106"/>
         <w:jc w:val="center"/>
         <w:rPr>
@@ -4147,7 +5402,7 @@
           <w:rFonts w:hint="eastAsia" w:eastAsia="宋体"/>
           <w:lang w:val="en-US" w:eastAsia="zh-CN"/>
         </w:rPr>
-        <w:t>3</w:t>
+        <w:t>4</w:t>
       </w:r>
       <w:r>
         <w:rPr>
@@ -4203,7 +5458,21 @@
           <w:rFonts w:hint="eastAsia" w:eastAsia="宋体"/>
           <w:lang w:val="en-US" w:eastAsia="zh-CN"/>
         </w:rPr>
-        <w:t xml:space="preserve"> 禅道项目管理系统升级人员支持</w:t>
+        <w:t xml:space="preserve"> </w:t>
+      </w:r>
+      <w:r>
+        <w:rPr>
+          <w:rFonts w:hint="eastAsia"/>
+          <w:lang w:val="en-US" w:eastAsia="zh-CN"/>
+        </w:rPr>
+        <w:t>Prometheus+Grafana 监控系统升级</w:t>
+      </w:r>
+      <w:r>
+        <w:rPr>
+          <w:rFonts w:hint="eastAsia" w:eastAsia="宋体"/>
+          <w:lang w:val="en-US" w:eastAsia="zh-CN"/>
+        </w:rPr>
+        <w:t>人员支持</w:t>
       </w:r>
     </w:p>
     <w:tbl>
@@ -4260,6 +5529,14 @@
           <w:p>
             <w:pPr>
               <w:pStyle w:val="27"/>
+              <w:keepNext w:val="0"/>
+              <w:keepLines w:val="0"/>
+              <w:pageBreakBefore w:val="0"/>
+              <w:widowControl w:val="0"/>
+              <w:wordWrap/>
+              <w:overflowPunct/>
+              <w:topLinePunct w:val="0"/>
+              <w:bidi w:val="0"/>
               <w:spacing w:before="116" w:line="193" w:lineRule="auto"/>
               <w:ind w:left="113"/>
               <w:rPr>
@@ -4289,6 +5566,14 @@
           <w:p>
             <w:pPr>
               <w:pStyle w:val="27"/>
+              <w:keepNext w:val="0"/>
+              <w:keepLines w:val="0"/>
+              <w:pageBreakBefore w:val="0"/>
+              <w:widowControl w:val="0"/>
+              <w:wordWrap/>
+              <w:overflowPunct/>
+              <w:topLinePunct w:val="0"/>
+              <w:bidi w:val="0"/>
               <w:spacing w:before="116" w:line="193" w:lineRule="auto"/>
               <w:ind w:left="113"/>
             </w:pPr>
@@ -4309,6 +5594,14 @@
           <w:p>
             <w:pPr>
               <w:pStyle w:val="27"/>
+              <w:keepNext w:val="0"/>
+              <w:keepLines w:val="0"/>
+              <w:pageBreakBefore w:val="0"/>
+              <w:widowControl w:val="0"/>
+              <w:wordWrap/>
+              <w:overflowPunct/>
+              <w:topLinePunct w:val="0"/>
+              <w:bidi w:val="0"/>
               <w:spacing w:before="116" w:line="193" w:lineRule="auto"/>
               <w:ind w:left="110"/>
             </w:pPr>
@@ -4329,6 +5622,14 @@
           <w:p>
             <w:pPr>
               <w:pStyle w:val="27"/>
+              <w:keepNext w:val="0"/>
+              <w:keepLines w:val="0"/>
+              <w:pageBreakBefore w:val="0"/>
+              <w:widowControl w:val="0"/>
+              <w:wordWrap/>
+              <w:overflowPunct/>
+              <w:topLinePunct w:val="0"/>
+              <w:bidi w:val="0"/>
               <w:spacing w:before="116" w:line="193" w:lineRule="auto"/>
               <w:ind w:left="117"/>
             </w:pPr>
@@ -4370,10 +5671,18 @@
           <w:p>
             <w:pPr>
               <w:pStyle w:val="27"/>
+              <w:keepNext w:val="0"/>
+              <w:keepLines w:val="0"/>
+              <w:pageBreakBefore w:val="0"/>
+              <w:widowControl w:val="0"/>
               <w:numPr>
                 <w:ilvl w:val="0"/>
-                <w:numId w:val="7"/>
+                <w:numId w:val="10"/>
               </w:numPr>
+              <w:wordWrap/>
+              <w:overflowPunct/>
+              <w:topLinePunct w:val="0"/>
+              <w:bidi w:val="0"/>
               <w:spacing w:before="78" w:line="220" w:lineRule="auto"/>
               <w:ind w:left="0" w:leftChars="0" w:right="0" w:rightChars="0" w:firstLine="0" w:firstLineChars="0"/>
               <w:jc w:val="center"/>
@@ -4392,6 +5701,14 @@
           <w:p>
             <w:pPr>
               <w:pStyle w:val="27"/>
+              <w:keepNext w:val="0"/>
+              <w:keepLines w:val="0"/>
+              <w:pageBreakBefore w:val="0"/>
+              <w:widowControl w:val="0"/>
+              <w:wordWrap/>
+              <w:overflowPunct/>
+              <w:topLinePunct w:val="0"/>
+              <w:bidi w:val="0"/>
               <w:spacing w:before="78" w:line="220" w:lineRule="auto"/>
               <w:ind w:left="125"/>
               <w:rPr>
@@ -4421,17 +5738,29 @@
           <w:p>
             <w:pPr>
               <w:pStyle w:val="27"/>
+              <w:keepNext w:val="0"/>
+              <w:keepLines w:val="0"/>
+              <w:pageBreakBefore w:val="0"/>
+              <w:widowControl w:val="0"/>
+              <w:wordWrap/>
+              <w:overflowPunct/>
+              <w:topLinePunct w:val="0"/>
+              <w:bidi w:val="0"/>
               <w:spacing w:before="78" w:line="220" w:lineRule="auto"/>
               <w:ind w:left="125"/>
               <w:rPr>
+                <w:rFonts w:hint="default" w:eastAsia="宋体"/>
                 <w:spacing w:val="-4"/>
-              </w:rPr>
-            </w:pPr>
-            <w:r>
-              <w:rPr>
+                <w:lang w:val="en-US" w:eastAsia="zh-CN"/>
+              </w:rPr>
+            </w:pPr>
+            <w:r>
+              <w:rPr>
+                <w:rFonts w:hint="eastAsia"/>
                 <w:spacing w:val="-4"/>
-              </w:rPr>
-              <w:t>负责研发团队发展；人员储备管理；计划预算投入；整体绩效考核；制定部门发展计划；</w:t>
+                <w:lang w:val="en-US" w:eastAsia="zh-CN"/>
+              </w:rPr>
+              <w:t>项目总体规划，总体规划项目进度，拆分项目节点</w:t>
             </w:r>
           </w:p>
         </w:tc>
@@ -4442,6 +5771,14 @@
           <w:p>
             <w:pPr>
               <w:pStyle w:val="27"/>
+              <w:keepNext w:val="0"/>
+              <w:keepLines w:val="0"/>
+              <w:pageBreakBefore w:val="0"/>
+              <w:widowControl w:val="0"/>
+              <w:wordWrap/>
+              <w:overflowPunct/>
+              <w:topLinePunct w:val="0"/>
+              <w:bidi w:val="0"/>
               <w:spacing w:before="78" w:line="220" w:lineRule="auto"/>
               <w:ind w:left="125"/>
               <w:rPr>
@@ -4484,10 +5821,18 @@
           <w:p>
             <w:pPr>
               <w:pStyle w:val="27"/>
+              <w:keepNext w:val="0"/>
+              <w:keepLines w:val="0"/>
+              <w:pageBreakBefore w:val="0"/>
+              <w:widowControl w:val="0"/>
               <w:numPr>
                 <w:ilvl w:val="0"/>
-                <w:numId w:val="7"/>
+                <w:numId w:val="10"/>
               </w:numPr>
+              <w:wordWrap/>
+              <w:overflowPunct/>
+              <w:topLinePunct w:val="0"/>
+              <w:bidi w:val="0"/>
               <w:spacing w:before="78" w:line="220" w:lineRule="auto"/>
               <w:ind w:left="0" w:leftChars="0" w:right="0" w:rightChars="0" w:firstLine="0" w:firstLineChars="0"/>
               <w:jc w:val="center"/>
@@ -4506,6 +5851,14 @@
           <w:p>
             <w:pPr>
               <w:pStyle w:val="27"/>
+              <w:keepNext w:val="0"/>
+              <w:keepLines w:val="0"/>
+              <w:pageBreakBefore w:val="0"/>
+              <w:widowControl w:val="0"/>
+              <w:wordWrap/>
+              <w:overflowPunct/>
+              <w:topLinePunct w:val="0"/>
+              <w:bidi w:val="0"/>
               <w:spacing w:before="78" w:line="220" w:lineRule="auto"/>
               <w:ind w:left="125"/>
               <w:rPr>
@@ -4535,6 +5888,14 @@
           <w:p>
             <w:pPr>
               <w:pStyle w:val="27"/>
+              <w:keepNext w:val="0"/>
+              <w:keepLines w:val="0"/>
+              <w:pageBreakBefore w:val="0"/>
+              <w:widowControl w:val="0"/>
+              <w:wordWrap/>
+              <w:overflowPunct/>
+              <w:topLinePunct w:val="0"/>
+              <w:bidi w:val="0"/>
               <w:spacing w:before="78" w:line="220" w:lineRule="auto"/>
               <w:ind w:left="125"/>
               <w:rPr>
@@ -4556,6 +5917,14 @@
           <w:p>
             <w:pPr>
               <w:pStyle w:val="27"/>
+              <w:keepNext w:val="0"/>
+              <w:keepLines w:val="0"/>
+              <w:pageBreakBefore w:val="0"/>
+              <w:widowControl w:val="0"/>
+              <w:wordWrap/>
+              <w:overflowPunct/>
+              <w:topLinePunct w:val="0"/>
+              <w:bidi w:val="0"/>
               <w:spacing w:before="78" w:line="220" w:lineRule="auto"/>
               <w:ind w:left="125"/>
               <w:rPr>
@@ -4598,10 +5967,18 @@
           <w:p>
             <w:pPr>
               <w:pStyle w:val="27"/>
+              <w:keepNext w:val="0"/>
+              <w:keepLines w:val="0"/>
+              <w:pageBreakBefore w:val="0"/>
+              <w:widowControl w:val="0"/>
               <w:numPr>
                 <w:ilvl w:val="0"/>
-                <w:numId w:val="7"/>
+                <w:numId w:val="10"/>
               </w:numPr>
+              <w:wordWrap/>
+              <w:overflowPunct/>
+              <w:topLinePunct w:val="0"/>
+              <w:bidi w:val="0"/>
               <w:spacing w:before="78" w:line="220" w:lineRule="auto"/>
               <w:ind w:left="0" w:leftChars="0" w:right="0" w:rightChars="0" w:firstLine="0" w:firstLineChars="0"/>
               <w:jc w:val="center"/>
@@ -4620,6 +5997,14 @@
           <w:p>
             <w:pPr>
               <w:pStyle w:val="27"/>
+              <w:keepNext w:val="0"/>
+              <w:keepLines w:val="0"/>
+              <w:pageBreakBefore w:val="0"/>
+              <w:widowControl w:val="0"/>
+              <w:wordWrap/>
+              <w:overflowPunct/>
+              <w:topLinePunct w:val="0"/>
+              <w:bidi w:val="0"/>
               <w:spacing w:before="78" w:line="220" w:lineRule="auto"/>
               <w:ind w:left="125"/>
               <w:rPr>
@@ -4641,6 +6026,14 @@
           <w:p>
             <w:pPr>
               <w:pStyle w:val="27"/>
+              <w:keepNext w:val="0"/>
+              <w:keepLines w:val="0"/>
+              <w:pageBreakBefore w:val="0"/>
+              <w:widowControl w:val="0"/>
+              <w:wordWrap/>
+              <w:overflowPunct/>
+              <w:topLinePunct w:val="0"/>
+              <w:bidi w:val="0"/>
               <w:spacing w:before="78" w:line="220" w:lineRule="auto"/>
               <w:ind w:left="125"/>
               <w:rPr>
@@ -4662,6 +6055,14 @@
           <w:p>
             <w:pPr>
               <w:pStyle w:val="27"/>
+              <w:keepNext w:val="0"/>
+              <w:keepLines w:val="0"/>
+              <w:pageBreakBefore w:val="0"/>
+              <w:widowControl w:val="0"/>
+              <w:wordWrap/>
+              <w:overflowPunct/>
+              <w:topLinePunct w:val="0"/>
+              <w:bidi w:val="0"/>
               <w:spacing w:before="78" w:line="220" w:lineRule="auto"/>
               <w:ind w:left="125"/>
               <w:rPr>
@@ -4704,10 +6105,18 @@
           <w:p>
             <w:pPr>
               <w:pStyle w:val="27"/>
+              <w:keepNext w:val="0"/>
+              <w:keepLines w:val="0"/>
+              <w:pageBreakBefore w:val="0"/>
+              <w:widowControl w:val="0"/>
               <w:numPr>
                 <w:ilvl w:val="0"/>
-                <w:numId w:val="7"/>
+                <w:numId w:val="10"/>
               </w:numPr>
+              <w:wordWrap/>
+              <w:overflowPunct/>
+              <w:topLinePunct w:val="0"/>
+              <w:bidi w:val="0"/>
               <w:spacing w:before="118" w:line="220" w:lineRule="auto"/>
               <w:ind w:left="0" w:leftChars="0" w:right="0" w:rightChars="0" w:firstLine="0" w:firstLineChars="0"/>
               <w:jc w:val="center"/>
@@ -4726,6 +6135,14 @@
           <w:p>
             <w:pPr>
               <w:pStyle w:val="27"/>
+              <w:keepNext w:val="0"/>
+              <w:keepLines w:val="0"/>
+              <w:pageBreakBefore w:val="0"/>
+              <w:widowControl w:val="0"/>
+              <w:wordWrap/>
+              <w:overflowPunct/>
+              <w:topLinePunct w:val="0"/>
+              <w:bidi w:val="0"/>
               <w:spacing w:before="118" w:line="220" w:lineRule="auto"/>
               <w:ind w:left="115"/>
               <w:rPr>
@@ -4756,6 +6173,14 @@
           <w:p>
             <w:pPr>
               <w:pStyle w:val="27"/>
+              <w:keepNext w:val="0"/>
+              <w:keepLines w:val="0"/>
+              <w:pageBreakBefore w:val="0"/>
+              <w:widowControl w:val="0"/>
+              <w:wordWrap/>
+              <w:overflowPunct/>
+              <w:topLinePunct w:val="0"/>
+              <w:bidi w:val="0"/>
               <w:spacing w:before="118" w:line="218" w:lineRule="auto"/>
               <w:jc w:val="both"/>
             </w:pPr>
@@ -4774,6 +6199,14 @@
           <w:p>
             <w:pPr>
               <w:pStyle w:val="27"/>
+              <w:keepNext w:val="0"/>
+              <w:keepLines w:val="0"/>
+              <w:pageBreakBefore w:val="0"/>
+              <w:widowControl w:val="0"/>
+              <w:wordWrap/>
+              <w:overflowPunct/>
+              <w:topLinePunct w:val="0"/>
+              <w:bidi w:val="0"/>
               <w:spacing w:before="119" w:line="222" w:lineRule="auto"/>
               <w:ind w:left="132"/>
             </w:pPr>
@@ -4813,10 +6246,18 @@
           <w:p>
             <w:pPr>
               <w:pStyle w:val="27"/>
+              <w:keepNext w:val="0"/>
+              <w:keepLines w:val="0"/>
+              <w:pageBreakBefore w:val="0"/>
+              <w:widowControl w:val="0"/>
               <w:numPr>
                 <w:ilvl w:val="0"/>
-                <w:numId w:val="7"/>
+                <w:numId w:val="10"/>
               </w:numPr>
+              <w:wordWrap/>
+              <w:overflowPunct/>
+              <w:topLinePunct w:val="0"/>
+              <w:bidi w:val="0"/>
               <w:spacing w:before="232" w:line="220" w:lineRule="auto"/>
               <w:ind w:left="0" w:leftChars="0" w:right="0" w:rightChars="0" w:firstLine="0" w:firstLineChars="0"/>
               <w:jc w:val="center"/>
@@ -4835,6 +6276,14 @@
           <w:p>
             <w:pPr>
               <w:pStyle w:val="27"/>
+              <w:keepNext w:val="0"/>
+              <w:keepLines w:val="0"/>
+              <w:pageBreakBefore w:val="0"/>
+              <w:widowControl w:val="0"/>
+              <w:wordWrap/>
+              <w:overflowPunct/>
+              <w:topLinePunct w:val="0"/>
+              <w:bidi w:val="0"/>
               <w:spacing w:before="232" w:line="220" w:lineRule="auto"/>
               <w:ind w:left="114"/>
             </w:pPr>
@@ -4852,6 +6301,14 @@
           </w:tcPr>
           <w:p>
             <w:pPr>
+              <w:keepNext w:val="0"/>
+              <w:keepLines w:val="0"/>
+              <w:pageBreakBefore w:val="0"/>
+              <w:widowControl w:val="0"/>
+              <w:wordWrap/>
+              <w:overflowPunct/>
+              <w:topLinePunct w:val="0"/>
+              <w:bidi w:val="0"/>
               <w:rPr>
                 <w:rFonts w:ascii="Arial"/>
                 <w:sz w:val="21"/>
@@ -4866,6 +6323,14 @@
           <w:p>
             <w:pPr>
               <w:pStyle w:val="27"/>
+              <w:keepNext w:val="0"/>
+              <w:keepLines w:val="0"/>
+              <w:pageBreakBefore w:val="0"/>
+              <w:widowControl w:val="0"/>
+              <w:wordWrap/>
+              <w:overflowPunct/>
+              <w:topLinePunct w:val="0"/>
+              <w:bidi w:val="0"/>
               <w:spacing w:before="120" w:line="222" w:lineRule="auto"/>
               <w:ind w:left="120"/>
             </w:pPr>
@@ -4882,7 +6347,14 @@
     <w:p>
       <w:pPr>
         <w:pStyle w:val="31"/>
+        <w:keepNext w:val="0"/>
+        <w:keepLines w:val="0"/>
+        <w:pageBreakBefore w:val="0"/>
+        <w:widowControl w:val="0"/>
         <w:shd w:val="clear" w:color="auto" w:fill="auto"/>
+        <w:wordWrap/>
+        <w:overflowPunct/>
+        <w:topLinePunct w:val="0"/>
         <w:bidi w:val="0"/>
         <w:rPr>
           <w:rFonts w:hint="default"/>
@@ -4902,6 +6374,13 @@
     <w:p>
       <w:pPr>
         <w:pStyle w:val="29"/>
+        <w:keepNext w:val="0"/>
+        <w:keepLines w:val="0"/>
+        <w:pageBreakBefore w:val="0"/>
+        <w:widowControl w:val="0"/>
+        <w:wordWrap/>
+        <w:overflowPunct/>
+        <w:topLinePunct w:val="0"/>
         <w:bidi w:val="0"/>
         <w:rPr>
           <w:rFonts w:hint="default"/>
@@ -4913,11 +6392,19 @@
           <w:rFonts w:hint="eastAsia"/>
           <w:lang w:val="en-US" w:eastAsia="zh-CN"/>
         </w:rPr>
-        <w:t>禅道项目管理系统升级需要一定的硬件支持，目前计划用一台数据库服务器、一台应用服务器、3台开发用计算机，如表3-3所示</w:t>
+        <w:t>禅道项目管理系统升级需要一定的硬件支持，目前计划用一台数据库服务器、一台应用服务器、3台开发用计算机，如表4-3所示</w:t>
       </w:r>
     </w:p>
     <w:p>
       <w:pPr>
+        <w:keepNext w:val="0"/>
+        <w:keepLines w:val="0"/>
+        <w:pageBreakBefore w:val="0"/>
+        <w:widowControl w:val="0"/>
+        <w:wordWrap/>
+        <w:overflowPunct/>
+        <w:topLinePunct w:val="0"/>
+        <w:bidi w:val="0"/>
         <w:rPr>
           <w:rFonts w:hint="default"/>
           <w:lang w:val="en-US" w:eastAsia="zh-CN"/>
@@ -4926,6 +6413,14 @@
     </w:p>
     <w:p>
       <w:pPr>
+        <w:keepNext w:val="0"/>
+        <w:keepLines w:val="0"/>
+        <w:pageBreakBefore w:val="0"/>
+        <w:widowControl w:val="0"/>
+        <w:wordWrap/>
+        <w:overflowPunct/>
+        <w:topLinePunct w:val="0"/>
+        <w:bidi w:val="0"/>
         <w:spacing w:before="106"/>
         <w:jc w:val="center"/>
         <w:rPr>
@@ -4966,6 +6461,48 @@
           <w:rFonts w:hint="eastAsia" w:eastAsia="宋体"/>
           <w:lang w:val="en-US" w:eastAsia="zh-CN"/>
         </w:rPr>
+        <w:t>4</w:t>
+      </w:r>
+      <w:r>
+        <w:rPr>
+          <w:rFonts w:hint="eastAsia" w:eastAsia="宋体"/>
+          <w:lang w:val="en-US" w:eastAsia="zh-CN"/>
+        </w:rPr>
+        <w:fldChar w:fldCharType="end"/>
+      </w:r>
+      <w:r>
+        <w:rPr>
+          <w:rFonts w:hint="eastAsia" w:eastAsia="宋体"/>
+          <w:lang w:val="en-US" w:eastAsia="zh-CN"/>
+        </w:rPr>
+        <w:t xml:space="preserve">- </w:t>
+      </w:r>
+      <w:r>
+        <w:rPr>
+          <w:rFonts w:hint="eastAsia" w:eastAsia="宋体"/>
+          <w:lang w:val="en-US" w:eastAsia="zh-CN"/>
+        </w:rPr>
+        <w:fldChar w:fldCharType="begin"/>
+      </w:r>
+      <w:r>
+        <w:rPr>
+          <w:rFonts w:hint="eastAsia" w:eastAsia="宋体"/>
+          <w:lang w:val="en-US" w:eastAsia="zh-CN"/>
+        </w:rPr>
+        <w:instrText xml:space="preserve"> SEQ 表 \* ARABIC  \s 1 </w:instrText>
+      </w:r>
+      <w:r>
+        <w:rPr>
+          <w:rFonts w:hint="eastAsia" w:eastAsia="宋体"/>
+          <w:lang w:val="en-US" w:eastAsia="zh-CN"/>
+        </w:rPr>
+        <w:fldChar w:fldCharType="separate"/>
+      </w:r>
+      <w:r>
+        <w:rPr>
+          <w:rFonts w:hint="eastAsia" w:eastAsia="宋体"/>
+          <w:lang w:val="en-US" w:eastAsia="zh-CN"/>
+        </w:rPr>
         <w:t>3</w:t>
       </w:r>
       <w:r>
@@ -4980,49 +6517,21 @@
           <w:rFonts w:hint="eastAsia" w:eastAsia="宋体"/>
           <w:lang w:val="en-US" w:eastAsia="zh-CN"/>
         </w:rPr>
-        <w:t xml:space="preserve">- </w:t>
+        <w:t xml:space="preserve"> </w:t>
+      </w:r>
+      <w:r>
+        <w:rPr>
+          <w:rFonts w:hint="eastAsia"/>
+          <w:lang w:val="en-US" w:eastAsia="zh-CN"/>
+        </w:rPr>
+        <w:t>Prometheus+Grafana 监控系统</w:t>
       </w:r>
       <w:r>
         <w:rPr>
           <w:rFonts w:hint="eastAsia" w:eastAsia="宋体"/>
           <w:lang w:val="en-US" w:eastAsia="zh-CN"/>
         </w:rPr>
-        <w:fldChar w:fldCharType="begin"/>
-      </w:r>
-      <w:r>
-        <w:rPr>
-          <w:rFonts w:hint="eastAsia" w:eastAsia="宋体"/>
-          <w:lang w:val="en-US" w:eastAsia="zh-CN"/>
-        </w:rPr>
-        <w:instrText xml:space="preserve"> SEQ 表 \* ARABIC  \s 1 </w:instrText>
-      </w:r>
-      <w:r>
-        <w:rPr>
-          <w:rFonts w:hint="eastAsia" w:eastAsia="宋体"/>
-          <w:lang w:val="en-US" w:eastAsia="zh-CN"/>
-        </w:rPr>
-        <w:fldChar w:fldCharType="separate"/>
-      </w:r>
-      <w:r>
-        <w:rPr>
-          <w:rFonts w:hint="eastAsia" w:eastAsia="宋体"/>
-          <w:lang w:val="en-US" w:eastAsia="zh-CN"/>
-        </w:rPr>
-        <w:t>3</w:t>
-      </w:r>
-      <w:r>
-        <w:rPr>
-          <w:rFonts w:hint="eastAsia" w:eastAsia="宋体"/>
-          <w:lang w:val="en-US" w:eastAsia="zh-CN"/>
-        </w:rPr>
-        <w:fldChar w:fldCharType="end"/>
-      </w:r>
-      <w:r>
-        <w:rPr>
-          <w:rFonts w:hint="eastAsia" w:eastAsia="宋体"/>
-          <w:lang w:val="en-US" w:eastAsia="zh-CN"/>
-        </w:rPr>
-        <w:t xml:space="preserve"> 禅道项目管理系统升级硬件支持</w:t>
+        <w:t>升级硬件支持</w:t>
       </w:r>
     </w:p>
     <w:tbl>
@@ -5081,6 +6590,14 @@
           </w:tcPr>
           <w:p>
             <w:pPr>
+              <w:keepNext w:val="0"/>
+              <w:keepLines w:val="0"/>
+              <w:pageBreakBefore w:val="0"/>
+              <w:widowControl w:val="0"/>
+              <w:wordWrap/>
+              <w:overflowPunct/>
+              <w:topLinePunct w:val="0"/>
+              <w:bidi w:val="0"/>
               <w:spacing w:before="90" w:line="222" w:lineRule="auto"/>
               <w:ind w:left="192"/>
               <w:rPr>
@@ -5108,6 +6625,14 @@
           </w:tcPr>
           <w:p>
             <w:pPr>
+              <w:keepNext w:val="0"/>
+              <w:keepLines w:val="0"/>
+              <w:pageBreakBefore w:val="0"/>
+              <w:widowControl w:val="0"/>
+              <w:wordWrap/>
+              <w:overflowPunct/>
+              <w:topLinePunct w:val="0"/>
+              <w:bidi w:val="0"/>
               <w:spacing w:before="90" w:line="222" w:lineRule="auto"/>
               <w:ind w:left="552"/>
               <w:rPr>
@@ -5134,6 +6659,14 @@
           </w:tcPr>
           <w:p>
             <w:pPr>
+              <w:keepNext w:val="0"/>
+              <w:keepLines w:val="0"/>
+              <w:pageBreakBefore w:val="0"/>
+              <w:widowControl w:val="0"/>
+              <w:wordWrap/>
+              <w:overflowPunct/>
+              <w:topLinePunct w:val="0"/>
+              <w:bidi w:val="0"/>
               <w:spacing w:before="90" w:line="220" w:lineRule="auto"/>
               <w:ind w:left="251"/>
               <w:rPr>
@@ -5160,6 +6693,14 @@
           </w:tcPr>
           <w:p>
             <w:pPr>
+              <w:keepNext w:val="0"/>
+              <w:keepLines w:val="0"/>
+              <w:pageBreakBefore w:val="0"/>
+              <w:widowControl w:val="0"/>
+              <w:wordWrap/>
+              <w:overflowPunct/>
+              <w:topLinePunct w:val="0"/>
+              <w:bidi w:val="0"/>
               <w:spacing w:before="90" w:line="220" w:lineRule="auto"/>
               <w:ind w:left="190"/>
               <w:rPr>
@@ -5186,6 +6727,14 @@
           </w:tcPr>
           <w:p>
             <w:pPr>
+              <w:keepNext w:val="0"/>
+              <w:keepLines w:val="0"/>
+              <w:pageBreakBefore w:val="0"/>
+              <w:widowControl w:val="0"/>
+              <w:wordWrap/>
+              <w:overflowPunct/>
+              <w:topLinePunct w:val="0"/>
+              <w:bidi w:val="0"/>
               <w:spacing w:before="91" w:line="219" w:lineRule="auto"/>
               <w:ind w:left="654"/>
               <w:rPr>
@@ -5212,6 +6761,14 @@
           </w:tcPr>
           <w:p>
             <w:pPr>
+              <w:keepNext w:val="0"/>
+              <w:keepLines w:val="0"/>
+              <w:pageBreakBefore w:val="0"/>
+              <w:widowControl w:val="0"/>
+              <w:wordWrap/>
+              <w:overflowPunct/>
+              <w:topLinePunct w:val="0"/>
+              <w:bidi w:val="0"/>
               <w:spacing w:before="90" w:line="222" w:lineRule="auto"/>
               <w:ind w:left="472"/>
               <w:rPr>
@@ -5258,6 +6815,14 @@
           </w:tcPr>
           <w:p>
             <w:pPr>
+              <w:keepNext w:val="0"/>
+              <w:keepLines w:val="0"/>
+              <w:pageBreakBefore w:val="0"/>
+              <w:widowControl w:val="0"/>
+              <w:wordWrap/>
+              <w:overflowPunct/>
+              <w:topLinePunct w:val="0"/>
+              <w:bidi w:val="0"/>
               <w:spacing w:before="89" w:line="242" w:lineRule="auto"/>
               <w:ind w:left="372"/>
               <w:rPr>
@@ -5282,6 +6847,14 @@
           </w:tcPr>
           <w:p>
             <w:pPr>
+              <w:keepNext w:val="0"/>
+              <w:keepLines w:val="0"/>
+              <w:pageBreakBefore w:val="0"/>
+              <w:widowControl w:val="0"/>
+              <w:wordWrap/>
+              <w:overflowPunct/>
+              <w:topLinePunct w:val="0"/>
+              <w:bidi w:val="0"/>
               <w:spacing w:before="89" w:line="220" w:lineRule="auto"/>
               <w:ind w:left="111"/>
               <w:rPr>
@@ -5307,6 +6880,14 @@
           </w:tcPr>
           <w:p>
             <w:pPr>
+              <w:keepNext w:val="0"/>
+              <w:keepLines w:val="0"/>
+              <w:pageBreakBefore w:val="0"/>
+              <w:widowControl w:val="0"/>
+              <w:wordWrap/>
+              <w:overflowPunct/>
+              <w:topLinePunct w:val="0"/>
+              <w:bidi w:val="0"/>
               <w:spacing w:before="90" w:line="219" w:lineRule="auto"/>
               <w:ind w:left="113"/>
               <w:rPr>
@@ -5332,6 +6913,14 @@
           </w:tcPr>
           <w:p>
             <w:pPr>
+              <w:keepNext w:val="0"/>
+              <w:keepLines w:val="0"/>
+              <w:pageBreakBefore w:val="0"/>
+              <w:widowControl w:val="0"/>
+              <w:wordWrap/>
+              <w:overflowPunct/>
+              <w:topLinePunct w:val="0"/>
+              <w:bidi w:val="0"/>
               <w:spacing w:before="89" w:line="242" w:lineRule="auto"/>
               <w:ind w:left="370"/>
               <w:rPr>
@@ -5356,6 +6945,14 @@
           </w:tcPr>
           <w:p>
             <w:pPr>
+              <w:keepNext w:val="0"/>
+              <w:keepLines w:val="0"/>
+              <w:pageBreakBefore w:val="0"/>
+              <w:widowControl w:val="0"/>
+              <w:wordWrap/>
+              <w:overflowPunct/>
+              <w:topLinePunct w:val="0"/>
+              <w:bidi w:val="0"/>
               <w:spacing w:before="89"/>
               <w:ind w:left="126"/>
               <w:rPr>
@@ -5381,6 +6978,14 @@
           </w:tcPr>
           <w:p>
             <w:pPr>
+              <w:keepNext w:val="0"/>
+              <w:keepLines w:val="0"/>
+              <w:pageBreakBefore w:val="0"/>
+              <w:widowControl w:val="0"/>
+              <w:wordWrap/>
+              <w:overflowPunct/>
+              <w:topLinePunct w:val="0"/>
+              <w:bidi w:val="0"/>
               <w:spacing w:before="89" w:line="221" w:lineRule="auto"/>
               <w:ind w:left="470"/>
               <w:rPr>
@@ -5427,6 +7032,14 @@
           </w:tcPr>
           <w:p>
             <w:pPr>
+              <w:keepNext w:val="0"/>
+              <w:keepLines w:val="0"/>
+              <w:pageBreakBefore w:val="0"/>
+              <w:widowControl w:val="0"/>
+              <w:wordWrap/>
+              <w:overflowPunct/>
+              <w:topLinePunct w:val="0"/>
+              <w:bidi w:val="0"/>
               <w:spacing w:before="90" w:line="242" w:lineRule="auto"/>
               <w:ind w:left="359"/>
               <w:rPr>
@@ -5451,6 +7064,14 @@
           </w:tcPr>
           <w:p>
             <w:pPr>
+              <w:keepNext w:val="0"/>
+              <w:keepLines w:val="0"/>
+              <w:pageBreakBefore w:val="0"/>
+              <w:widowControl w:val="0"/>
+              <w:wordWrap/>
+              <w:overflowPunct/>
+              <w:topLinePunct w:val="0"/>
+              <w:bidi w:val="0"/>
               <w:spacing w:before="91" w:line="220" w:lineRule="auto"/>
               <w:ind w:left="110"/>
               <w:rPr>
@@ -5476,6 +7097,14 @@
           </w:tcPr>
           <w:p>
             <w:pPr>
+              <w:keepNext w:val="0"/>
+              <w:keepLines w:val="0"/>
+              <w:pageBreakBefore w:val="0"/>
+              <w:widowControl w:val="0"/>
+              <w:wordWrap/>
+              <w:overflowPunct/>
+              <w:topLinePunct w:val="0"/>
+              <w:bidi w:val="0"/>
               <w:spacing w:before="91" w:line="219" w:lineRule="auto"/>
               <w:ind w:left="113"/>
               <w:rPr>
@@ -5501,6 +7130,14 @@
           </w:tcPr>
           <w:p>
             <w:pPr>
+              <w:keepNext w:val="0"/>
+              <w:keepLines w:val="0"/>
+              <w:pageBreakBefore w:val="0"/>
+              <w:widowControl w:val="0"/>
+              <w:wordWrap/>
+              <w:overflowPunct/>
+              <w:topLinePunct w:val="0"/>
+              <w:bidi w:val="0"/>
               <w:spacing w:before="90" w:line="242" w:lineRule="auto"/>
               <w:ind w:left="370"/>
               <w:rPr>
@@ -5525,6 +7162,14 @@
           </w:tcPr>
           <w:p>
             <w:pPr>
+              <w:keepNext w:val="0"/>
+              <w:keepLines w:val="0"/>
+              <w:pageBreakBefore w:val="0"/>
+              <w:widowControl w:val="0"/>
+              <w:wordWrap/>
+              <w:overflowPunct/>
+              <w:topLinePunct w:val="0"/>
+              <w:bidi w:val="0"/>
               <w:spacing w:before="90" w:line="221" w:lineRule="auto"/>
               <w:ind w:left="115"/>
               <w:rPr>
@@ -5550,6 +7195,14 @@
           </w:tcPr>
           <w:p>
             <w:pPr>
+              <w:keepNext w:val="0"/>
+              <w:keepLines w:val="0"/>
+              <w:pageBreakBefore w:val="0"/>
+              <w:widowControl w:val="0"/>
+              <w:wordWrap/>
+              <w:overflowPunct/>
+              <w:topLinePunct w:val="0"/>
+              <w:bidi w:val="0"/>
               <w:spacing w:before="90" w:line="221" w:lineRule="auto"/>
               <w:ind w:left="470"/>
               <w:rPr>
@@ -5596,6 +7249,14 @@
           </w:tcPr>
           <w:p>
             <w:pPr>
+              <w:keepNext w:val="0"/>
+              <w:keepLines w:val="0"/>
+              <w:pageBreakBefore w:val="0"/>
+              <w:widowControl w:val="0"/>
+              <w:wordWrap/>
+              <w:overflowPunct/>
+              <w:topLinePunct w:val="0"/>
+              <w:bidi w:val="0"/>
               <w:spacing w:before="99"/>
               <w:ind w:left="360"/>
               <w:rPr>
@@ -5620,6 +7281,14 @@
           </w:tcPr>
           <w:p>
             <w:pPr>
+              <w:keepNext w:val="0"/>
+              <w:keepLines w:val="0"/>
+              <w:pageBreakBefore w:val="0"/>
+              <w:widowControl w:val="0"/>
+              <w:wordWrap/>
+              <w:overflowPunct/>
+              <w:topLinePunct w:val="0"/>
+              <w:bidi w:val="0"/>
               <w:spacing w:before="100" w:line="219" w:lineRule="auto"/>
               <w:ind w:left="111"/>
               <w:rPr>
@@ -5645,6 +7314,14 @@
           </w:tcPr>
           <w:p>
             <w:pPr>
+              <w:keepNext w:val="0"/>
+              <w:keepLines w:val="0"/>
+              <w:pageBreakBefore w:val="0"/>
+              <w:widowControl w:val="0"/>
+              <w:wordWrap/>
+              <w:overflowPunct/>
+              <w:topLinePunct w:val="0"/>
+              <w:bidi w:val="0"/>
               <w:spacing w:before="100" w:line="219" w:lineRule="auto"/>
               <w:ind w:left="113"/>
               <w:rPr>
@@ -5670,6 +7347,14 @@
           </w:tcPr>
           <w:p>
             <w:pPr>
+              <w:keepNext w:val="0"/>
+              <w:keepLines w:val="0"/>
+              <w:pageBreakBefore w:val="0"/>
+              <w:widowControl w:val="0"/>
+              <w:wordWrap/>
+              <w:overflowPunct/>
+              <w:topLinePunct w:val="0"/>
+              <w:bidi w:val="0"/>
               <w:spacing w:before="99"/>
               <w:ind w:left="358"/>
               <w:rPr>
@@ -5694,6 +7379,14 @@
           </w:tcPr>
           <w:p>
             <w:pPr>
+              <w:keepNext w:val="0"/>
+              <w:keepLines w:val="0"/>
+              <w:pageBreakBefore w:val="0"/>
+              <w:widowControl w:val="0"/>
+              <w:wordWrap/>
+              <w:overflowPunct/>
+              <w:topLinePunct w:val="0"/>
+              <w:bidi w:val="0"/>
               <w:spacing w:before="99"/>
               <w:ind w:left="112"/>
               <w:rPr>
@@ -5719,6 +7412,14 @@
           </w:tcPr>
           <w:p>
             <w:pPr>
+              <w:keepNext w:val="0"/>
+              <w:keepLines w:val="0"/>
+              <w:pageBreakBefore w:val="0"/>
+              <w:widowControl w:val="0"/>
+              <w:wordWrap/>
+              <w:overflowPunct/>
+              <w:topLinePunct w:val="0"/>
+              <w:bidi w:val="0"/>
               <w:spacing w:before="99" w:line="221" w:lineRule="auto"/>
               <w:ind w:left="493"/>
               <w:rPr>
@@ -5742,32 +7443,24 @@
     </w:tbl>
     <w:p>
       <w:pPr>
+        <w:pStyle w:val="28"/>
+        <w:keepNext w:val="0"/>
+        <w:keepLines w:val="0"/>
+        <w:pageBreakBefore w:val="0"/>
+        <w:widowControl w:val="0"/>
+        <w:wordWrap/>
+        <w:overflowPunct/>
+        <w:topLinePunct w:val="0"/>
+        <w:bidi w:val="0"/>
         <w:rPr>
           <w:rFonts w:hint="default"/>
           <w:lang w:val="en-US" w:eastAsia="zh-CN"/>
         </w:rPr>
       </w:pPr>
-      <w:bookmarkStart w:id="10" w:name="bookmark3"/>
+      <w:bookmarkStart w:id="10" w:name="bookmark14"/>
       <w:bookmarkEnd w:id="10"/>
-      <w:bookmarkStart w:id="11" w:name="bookmark14"/>
+      <w:bookmarkStart w:id="11" w:name="bookmark3"/>
       <w:bookmarkEnd w:id="11"/>
-      <w:r>
-        <w:rPr>
-          <w:rFonts w:hint="eastAsia"/>
-          <w:lang w:val="en-US" w:eastAsia="zh-CN"/>
-        </w:rPr>
-        <w:br w:type="page"/>
-      </w:r>
-    </w:p>
-    <w:p>
-      <w:pPr>
-        <w:pStyle w:val="28"/>
-        <w:bidi w:val="0"/>
-        <w:rPr>
-          <w:rFonts w:hint="default"/>
-          <w:lang w:val="en-US" w:eastAsia="zh-CN"/>
-        </w:rPr>
-      </w:pPr>
       <w:bookmarkStart w:id="12" w:name="_Toc7674"/>
       <w:r>
         <w:rPr>
@@ -5781,6 +7474,14 @@
     <w:p>
       <w:pPr>
         <w:pStyle w:val="29"/>
+        <w:keepNext w:val="0"/>
+        <w:keepLines w:val="0"/>
+        <w:pageBreakBefore w:val="0"/>
+        <w:widowControl w:val="0"/>
+        <w:wordWrap/>
+        <w:overflowPunct/>
+        <w:topLinePunct w:val="0"/>
+        <w:bidi w:val="0"/>
         <w:rPr>
           <w:rFonts w:hint="default"/>
           <w:lang w:val="en-US" w:eastAsia="zh-CN"/>
@@ -5791,11 +7492,19 @@
           <w:rFonts w:hint="eastAsia"/>
           <w:lang w:val="en-US" w:eastAsia="zh-CN"/>
         </w:rPr>
-        <w:t>基于运维现状，经与平台运维组沟通，需要研发手册计划，如表4-1所示。</w:t>
+        <w:t>基于运维现状，经与平台运维组沟通，需要研发手册计划，如表5-1所示。</w:t>
       </w:r>
     </w:p>
     <w:p>
       <w:pPr>
+        <w:keepNext w:val="0"/>
+        <w:keepLines w:val="0"/>
+        <w:pageBreakBefore w:val="0"/>
+        <w:widowControl w:val="0"/>
+        <w:wordWrap/>
+        <w:overflowPunct/>
+        <w:topLinePunct w:val="0"/>
+        <w:bidi w:val="0"/>
         <w:spacing w:before="106"/>
         <w:jc w:val="center"/>
         <w:rPr>
@@ -5836,7 +7545,7 @@
           <w:rFonts w:hint="eastAsia" w:eastAsia="宋体"/>
           <w:lang w:val="en-US" w:eastAsia="zh-CN"/>
         </w:rPr>
-        <w:t>4</w:t>
+        <w:t>5</w:t>
       </w:r>
       <w:r>
         <w:rPr>
@@ -5949,6 +7658,14 @@
           </w:tcPr>
           <w:p>
             <w:pPr>
+              <w:keepNext w:val="0"/>
+              <w:keepLines w:val="0"/>
+              <w:pageBreakBefore w:val="0"/>
+              <w:widowControl w:val="0"/>
+              <w:wordWrap/>
+              <w:overflowPunct/>
+              <w:topLinePunct w:val="0"/>
+              <w:bidi w:val="0"/>
               <w:spacing w:before="90" w:line="222" w:lineRule="auto"/>
               <w:ind w:left="192"/>
               <w:rPr>
@@ -5976,6 +7693,14 @@
           </w:tcPr>
           <w:p>
             <w:pPr>
+              <w:keepNext w:val="0"/>
+              <w:keepLines w:val="0"/>
+              <w:pageBreakBefore w:val="0"/>
+              <w:widowControl w:val="0"/>
+              <w:wordWrap/>
+              <w:overflowPunct/>
+              <w:topLinePunct w:val="0"/>
+              <w:bidi w:val="0"/>
               <w:spacing w:before="90" w:line="222" w:lineRule="auto"/>
               <w:ind w:left="552"/>
               <w:rPr>
@@ -6004,6 +7729,14 @@
           </w:tcPr>
           <w:p>
             <w:pPr>
+              <w:keepNext w:val="0"/>
+              <w:keepLines w:val="0"/>
+              <w:pageBreakBefore w:val="0"/>
+              <w:widowControl w:val="0"/>
+              <w:wordWrap/>
+              <w:overflowPunct/>
+              <w:topLinePunct w:val="0"/>
+              <w:bidi w:val="0"/>
               <w:spacing w:before="90" w:line="220" w:lineRule="auto"/>
               <w:ind w:left="251"/>
               <w:rPr>
@@ -6053,10 +7786,18 @@
           </w:tcPr>
           <w:p>
             <w:pPr>
+              <w:keepNext w:val="0"/>
+              <w:keepLines w:val="0"/>
+              <w:pageBreakBefore w:val="0"/>
+              <w:widowControl w:val="0"/>
               <w:numPr>
                 <w:ilvl w:val="0"/>
-                <w:numId w:val="8"/>
+                <w:numId w:val="11"/>
               </w:numPr>
+              <w:wordWrap/>
+              <w:overflowPunct/>
+              <w:topLinePunct w:val="0"/>
+              <w:bidi w:val="0"/>
               <w:spacing w:before="89" w:line="242" w:lineRule="auto"/>
               <w:ind w:left="425" w:leftChars="0" w:hanging="425" w:firstLineChars="0"/>
               <w:jc w:val="center"/>
@@ -6074,6 +7815,14 @@
           </w:tcPr>
           <w:p>
             <w:pPr>
+              <w:keepNext w:val="0"/>
+              <w:keepLines w:val="0"/>
+              <w:pageBreakBefore w:val="0"/>
+              <w:widowControl w:val="0"/>
+              <w:wordWrap/>
+              <w:overflowPunct/>
+              <w:topLinePunct w:val="0"/>
+              <w:bidi w:val="0"/>
               <w:spacing w:before="89" w:line="220" w:lineRule="auto"/>
               <w:ind w:left="111"/>
               <w:rPr>
@@ -6101,6 +7850,14 @@
           </w:tcPr>
           <w:p>
             <w:pPr>
+              <w:keepNext w:val="0"/>
+              <w:keepLines w:val="0"/>
+              <w:pageBreakBefore w:val="0"/>
+              <w:widowControl w:val="0"/>
+              <w:wordWrap/>
+              <w:overflowPunct/>
+              <w:topLinePunct w:val="0"/>
+              <w:bidi w:val="0"/>
               <w:spacing w:before="90" w:line="219" w:lineRule="auto"/>
               <w:ind w:left="113"/>
               <w:rPr>
@@ -6149,10 +7906,18 @@
           </w:tcPr>
           <w:p>
             <w:pPr>
+              <w:keepNext w:val="0"/>
+              <w:keepLines w:val="0"/>
+              <w:pageBreakBefore w:val="0"/>
+              <w:widowControl w:val="0"/>
               <w:numPr>
                 <w:ilvl w:val="0"/>
-                <w:numId w:val="8"/>
+                <w:numId w:val="11"/>
               </w:numPr>
+              <w:wordWrap/>
+              <w:overflowPunct/>
+              <w:topLinePunct w:val="0"/>
+              <w:bidi w:val="0"/>
               <w:spacing w:before="90" w:line="242" w:lineRule="auto"/>
               <w:ind w:left="425" w:leftChars="0" w:hanging="425" w:firstLineChars="0"/>
               <w:jc w:val="center"/>
@@ -6170,6 +7935,14 @@
           </w:tcPr>
           <w:p>
             <w:pPr>
+              <w:keepNext w:val="0"/>
+              <w:keepLines w:val="0"/>
+              <w:pageBreakBefore w:val="0"/>
+              <w:widowControl w:val="0"/>
+              <w:wordWrap/>
+              <w:overflowPunct/>
+              <w:topLinePunct w:val="0"/>
+              <w:bidi w:val="0"/>
               <w:spacing w:before="91" w:line="220" w:lineRule="auto"/>
               <w:ind w:left="110"/>
               <w:rPr>
@@ -6196,6 +7969,14 @@
           </w:tcPr>
           <w:p>
             <w:pPr>
+              <w:keepNext w:val="0"/>
+              <w:keepLines w:val="0"/>
+              <w:pageBreakBefore w:val="0"/>
+              <w:widowControl w:val="0"/>
+              <w:wordWrap/>
+              <w:overflowPunct/>
+              <w:topLinePunct w:val="0"/>
+              <w:bidi w:val="0"/>
               <w:spacing w:before="91" w:line="219" w:lineRule="auto"/>
               <w:ind w:left="113"/>
               <w:rPr>
@@ -6243,10 +8024,18 @@
           </w:tcPr>
           <w:p>
             <w:pPr>
+              <w:keepNext w:val="0"/>
+              <w:keepLines w:val="0"/>
+              <w:pageBreakBefore w:val="0"/>
+              <w:widowControl w:val="0"/>
               <w:numPr>
                 <w:ilvl w:val="0"/>
-                <w:numId w:val="8"/>
+                <w:numId w:val="11"/>
               </w:numPr>
+              <w:wordWrap/>
+              <w:overflowPunct/>
+              <w:topLinePunct w:val="0"/>
+              <w:bidi w:val="0"/>
               <w:spacing w:before="99"/>
               <w:ind w:left="425" w:leftChars="0" w:hanging="425" w:firstLineChars="0"/>
               <w:jc w:val="center"/>
@@ -6264,6 +8053,14 @@
           </w:tcPr>
           <w:p>
             <w:pPr>
+              <w:keepNext w:val="0"/>
+              <w:keepLines w:val="0"/>
+              <w:pageBreakBefore w:val="0"/>
+              <w:widowControl w:val="0"/>
+              <w:wordWrap/>
+              <w:overflowPunct/>
+              <w:topLinePunct w:val="0"/>
+              <w:bidi w:val="0"/>
               <w:spacing w:before="100" w:line="219" w:lineRule="auto"/>
               <w:ind w:left="111"/>
               <w:rPr>
@@ -6290,6 +8087,14 @@
           </w:tcPr>
           <w:p>
             <w:pPr>
+              <w:keepNext w:val="0"/>
+              <w:keepLines w:val="0"/>
+              <w:pageBreakBefore w:val="0"/>
+              <w:widowControl w:val="0"/>
+              <w:wordWrap/>
+              <w:overflowPunct/>
+              <w:topLinePunct w:val="0"/>
+              <w:bidi w:val="0"/>
               <w:spacing w:before="100" w:line="219" w:lineRule="auto"/>
               <w:ind w:left="113"/>
               <w:rPr>
@@ -6305,7 +8110,7 @@
                 <w:szCs w:val="22"/>
                 <w:lang w:val="en-US" w:eastAsia="zh-CN"/>
               </w:rPr>
-              <w:t>2025年6月</w:t>
+              <w:t>2025年9月</w:t>
             </w:r>
           </w:p>
         </w:tc>
@@ -6313,16 +8118,14 @@
     </w:tbl>
     <w:p>
       <w:pPr>
-        <w:pStyle w:val="29"/>
-        <w:rPr>
-          <w:rFonts w:hint="default"/>
-          <w:lang w:val="en-US" w:eastAsia="zh-CN"/>
-        </w:rPr>
-      </w:pPr>
-    </w:p>
-    <w:p>
-      <w:pPr>
         <w:pStyle w:val="28"/>
+        <w:keepNext w:val="0"/>
+        <w:keepLines w:val="0"/>
+        <w:pageBreakBefore w:val="0"/>
+        <w:widowControl w:val="0"/>
+        <w:wordWrap/>
+        <w:overflowPunct/>
+        <w:topLinePunct w:val="0"/>
         <w:bidi w:val="0"/>
         <w:rPr>
           <w:rFonts w:hint="default"/>
@@ -6342,6 +8145,14 @@
     <w:p>
       <w:pPr>
         <w:pStyle w:val="29"/>
+        <w:keepNext w:val="0"/>
+        <w:keepLines w:val="0"/>
+        <w:pageBreakBefore w:val="0"/>
+        <w:widowControl w:val="0"/>
+        <w:wordWrap/>
+        <w:overflowPunct/>
+        <w:topLinePunct w:val="0"/>
+        <w:bidi w:val="0"/>
         <w:rPr>
           <w:rFonts w:hint="eastAsia"/>
           <w:lang w:val="en-US" w:eastAsia="zh-CN"/>
@@ -6357,6 +8168,14 @@
     </w:p>
     <w:p>
       <w:pPr>
+        <w:keepNext w:val="0"/>
+        <w:keepLines w:val="0"/>
+        <w:pageBreakBefore w:val="0"/>
+        <w:widowControl w:val="0"/>
+        <w:wordWrap/>
+        <w:overflowPunct/>
+        <w:topLinePunct w:val="0"/>
+        <w:bidi w:val="0"/>
         <w:spacing w:before="106"/>
         <w:jc w:val="center"/>
         <w:rPr>
@@ -6510,6 +8329,14 @@
           </w:tcPr>
           <w:p>
             <w:pPr>
+              <w:keepNext w:val="0"/>
+              <w:keepLines w:val="0"/>
+              <w:pageBreakBefore w:val="0"/>
+              <w:widowControl w:val="0"/>
+              <w:wordWrap/>
+              <w:overflowPunct/>
+              <w:topLinePunct w:val="0"/>
+              <w:bidi w:val="0"/>
               <w:spacing w:before="90" w:line="222" w:lineRule="auto"/>
               <w:ind w:left="192"/>
               <w:rPr>
@@ -6537,6 +8364,14 @@
           </w:tcPr>
           <w:p>
             <w:pPr>
+              <w:keepNext w:val="0"/>
+              <w:keepLines w:val="0"/>
+              <w:pageBreakBefore w:val="0"/>
+              <w:widowControl w:val="0"/>
+              <w:wordWrap/>
+              <w:overflowPunct/>
+              <w:topLinePunct w:val="0"/>
+              <w:bidi w:val="0"/>
               <w:spacing w:before="90" w:line="222" w:lineRule="auto"/>
               <w:ind w:left="552"/>
               <w:rPr>
@@ -6565,6 +8400,14 @@
           </w:tcPr>
           <w:p>
             <w:pPr>
+              <w:keepNext w:val="0"/>
+              <w:keepLines w:val="0"/>
+              <w:pageBreakBefore w:val="0"/>
+              <w:widowControl w:val="0"/>
+              <w:wordWrap/>
+              <w:overflowPunct/>
+              <w:topLinePunct w:val="0"/>
+              <w:bidi w:val="0"/>
               <w:spacing w:before="90" w:line="220" w:lineRule="auto"/>
               <w:ind w:left="251"/>
               <w:rPr>
@@ -6613,10 +8456,18 @@
           </w:tcPr>
           <w:p>
             <w:pPr>
+              <w:keepNext w:val="0"/>
+              <w:keepLines w:val="0"/>
+              <w:pageBreakBefore w:val="0"/>
+              <w:widowControl w:val="0"/>
               <w:numPr>
                 <w:ilvl w:val="0"/>
-                <w:numId w:val="9"/>
+                <w:numId w:val="12"/>
               </w:numPr>
+              <w:wordWrap/>
+              <w:overflowPunct/>
+              <w:topLinePunct w:val="0"/>
+              <w:bidi w:val="0"/>
               <w:spacing w:before="89" w:line="242" w:lineRule="auto"/>
               <w:ind w:left="425" w:leftChars="0" w:hanging="425" w:firstLineChars="0"/>
               <w:jc w:val="center"/>
@@ -6634,6 +8485,14 @@
           </w:tcPr>
           <w:p>
             <w:pPr>
+              <w:keepNext w:val="0"/>
+              <w:keepLines w:val="0"/>
+              <w:pageBreakBefore w:val="0"/>
+              <w:widowControl w:val="0"/>
+              <w:wordWrap/>
+              <w:overflowPunct/>
+              <w:topLinePunct w:val="0"/>
+              <w:bidi w:val="0"/>
               <w:spacing w:before="89" w:line="220" w:lineRule="auto"/>
               <w:ind w:left="111"/>
               <w:rPr>
@@ -6661,6 +8520,14 @@
           </w:tcPr>
           <w:p>
             <w:pPr>
+              <w:keepNext w:val="0"/>
+              <w:keepLines w:val="0"/>
+              <w:pageBreakBefore w:val="0"/>
+              <w:widowControl w:val="0"/>
+              <w:wordWrap/>
+              <w:overflowPunct/>
+              <w:topLinePunct w:val="0"/>
+              <w:bidi w:val="0"/>
               <w:spacing w:before="90" w:line="219" w:lineRule="auto"/>
               <w:ind w:left="113"/>
               <w:rPr>
@@ -6709,10 +8576,18 @@
           </w:tcPr>
           <w:p>
             <w:pPr>
+              <w:keepNext w:val="0"/>
+              <w:keepLines w:val="0"/>
+              <w:pageBreakBefore w:val="0"/>
+              <w:widowControl w:val="0"/>
               <w:numPr>
                 <w:ilvl w:val="0"/>
-                <w:numId w:val="9"/>
+                <w:numId w:val="12"/>
               </w:numPr>
+              <w:wordWrap/>
+              <w:overflowPunct/>
+              <w:topLinePunct w:val="0"/>
+              <w:bidi w:val="0"/>
               <w:spacing w:before="90" w:line="242" w:lineRule="auto"/>
               <w:ind w:left="425" w:leftChars="0" w:hanging="425" w:firstLineChars="0"/>
               <w:jc w:val="center"/>
@@ -6730,6 +8605,14 @@
           </w:tcPr>
           <w:p>
             <w:pPr>
+              <w:keepNext w:val="0"/>
+              <w:keepLines w:val="0"/>
+              <w:pageBreakBefore w:val="0"/>
+              <w:widowControl w:val="0"/>
+              <w:wordWrap/>
+              <w:overflowPunct/>
+              <w:topLinePunct w:val="0"/>
+              <w:bidi w:val="0"/>
               <w:spacing w:before="91" w:line="220" w:lineRule="auto"/>
               <w:ind w:left="110"/>
               <w:rPr>
@@ -6756,6 +8639,14 @@
           </w:tcPr>
           <w:p>
             <w:pPr>
+              <w:keepNext w:val="0"/>
+              <w:keepLines w:val="0"/>
+              <w:pageBreakBefore w:val="0"/>
+              <w:widowControl w:val="0"/>
+              <w:wordWrap/>
+              <w:overflowPunct/>
+              <w:topLinePunct w:val="0"/>
+              <w:bidi w:val="0"/>
               <w:spacing w:before="91" w:line="219" w:lineRule="auto"/>
               <w:ind w:left="113"/>
               <w:rPr>
@@ -6804,10 +8695,18 @@
           </w:tcPr>
           <w:p>
             <w:pPr>
+              <w:keepNext w:val="0"/>
+              <w:keepLines w:val="0"/>
+              <w:pageBreakBefore w:val="0"/>
+              <w:widowControl w:val="0"/>
               <w:numPr>
                 <w:ilvl w:val="0"/>
-                <w:numId w:val="9"/>
+                <w:numId w:val="12"/>
               </w:numPr>
+              <w:wordWrap/>
+              <w:overflowPunct/>
+              <w:topLinePunct w:val="0"/>
+              <w:bidi w:val="0"/>
               <w:spacing w:before="99"/>
               <w:ind w:left="425" w:leftChars="0" w:hanging="425" w:firstLineChars="0"/>
               <w:jc w:val="center"/>
@@ -6825,6 +8724,14 @@
           </w:tcPr>
           <w:p>
             <w:pPr>
+              <w:keepNext w:val="0"/>
+              <w:keepLines w:val="0"/>
+              <w:pageBreakBefore w:val="0"/>
+              <w:widowControl w:val="0"/>
+              <w:wordWrap/>
+              <w:overflowPunct/>
+              <w:topLinePunct w:val="0"/>
+              <w:bidi w:val="0"/>
               <w:spacing w:before="100" w:line="219" w:lineRule="auto"/>
               <w:ind w:left="111"/>
               <w:rPr>
@@ -6851,6 +8758,14 @@
           </w:tcPr>
           <w:p>
             <w:pPr>
+              <w:keepNext w:val="0"/>
+              <w:keepLines w:val="0"/>
+              <w:pageBreakBefore w:val="0"/>
+              <w:widowControl w:val="0"/>
+              <w:wordWrap/>
+              <w:overflowPunct/>
+              <w:topLinePunct w:val="0"/>
+              <w:bidi w:val="0"/>
               <w:spacing w:before="100" w:line="219" w:lineRule="auto"/>
               <w:ind w:left="113"/>
               <w:rPr>
@@ -6876,6 +8791,13 @@
     <w:p>
       <w:pPr>
         <w:pStyle w:val="28"/>
+        <w:keepNext w:val="0"/>
+        <w:keepLines w:val="0"/>
+        <w:pageBreakBefore w:val="0"/>
+        <w:widowControl w:val="0"/>
+        <w:wordWrap/>
+        <w:overflowPunct/>
+        <w:topLinePunct w:val="0"/>
         <w:bidi w:val="0"/>
         <w:rPr>
           <w:rFonts w:hint="default"/>
@@ -6895,6 +8817,13 @@
     <w:p>
       <w:pPr>
         <w:pStyle w:val="29"/>
+        <w:keepNext w:val="0"/>
+        <w:keepLines w:val="0"/>
+        <w:pageBreakBefore w:val="0"/>
+        <w:widowControl w:val="0"/>
+        <w:wordWrap/>
+        <w:overflowPunct/>
+        <w:topLinePunct w:val="0"/>
         <w:bidi w:val="0"/>
         <w:rPr>
           <w:lang w:val="en-US" w:eastAsia="zh-CN"/>
@@ -6911,6 +8840,13 @@
     <w:p>
       <w:pPr>
         <w:pStyle w:val="29"/>
+        <w:keepNext w:val="0"/>
+        <w:keepLines w:val="0"/>
+        <w:pageBreakBefore w:val="0"/>
+        <w:widowControl w:val="0"/>
+        <w:wordWrap/>
+        <w:overflowPunct/>
+        <w:topLinePunct w:val="0"/>
         <w:bidi w:val="0"/>
         <w:rPr>
           <w:rFonts w:hint="default"/>
@@ -6924,8 +8860,6 @@
         </w:rPr>
         <w:t>与此同时，以FastAPI、Django为核心的现代Web框架，通过无缝集成异步处理、自动API文档与依赖注入，为AI能力提供了高效、可观测的服务化出口。PyO3、Cython等技术则稳固地桥接着Python的敏捷性与底层计算性能。这一整套从数据处理、模型训练、服务部署到系统观测的“全栈Python”工具链，正在催生一个更加自治、高效且易于维护的智能系统开发范式。</w:t>
       </w:r>
-      <w:bookmarkStart w:id="15" w:name="_GoBack"/>
-      <w:bookmarkEnd w:id="15"/>
     </w:p>
     <w:sectPr>
       <w:headerReference r:id="rId5" w:type="default"/>
@@ -7056,7 +8990,7 @@
     <w:lvl w:ilvl="0" w:tentative="0">
       <w:start w:val="1"/>
       <w:numFmt w:val="decimal"/>
-      <w:pStyle w:val="2"/>
+      <w:pStyle w:val="3"/>
       <w:lvlText w:val="%1."/>
       <w:lvlJc w:val="left"/>
       <w:pPr>
@@ -7069,7 +9003,7 @@
     <w:lvl w:ilvl="1" w:tentative="0">
       <w:start w:val="1"/>
       <w:numFmt w:val="decimal"/>
-      <w:pStyle w:val="3"/>
+      <w:pStyle w:val="2"/>
       <w:lvlText w:val="%1.%2."/>
       <w:lvlJc w:val="left"/>
       <w:pPr>
@@ -7172,6 +9106,57 @@
     </w:lvl>
   </w:abstractNum>
   <w:abstractNum w:abstractNumId="3">
+    <w:nsid w:val="9FCD5EB3"/>
+    <w:multiLevelType w:val="singleLevel"/>
+    <w:tmpl w:val="9FCD5EB3"/>
+    <w:lvl w:ilvl="0" w:tentative="0">
+      <w:start w:val="1"/>
+      <w:numFmt w:val="decimal"/>
+      <w:lvlText w:val="%1."/>
+      <w:lvlJc w:val="left"/>
+      <w:pPr>
+        <w:ind w:left="425" w:hanging="425"/>
+      </w:pPr>
+      <w:rPr>
+        <w:rFonts w:hint="default"/>
+      </w:rPr>
+    </w:lvl>
+  </w:abstractNum>
+  <w:abstractNum w:abstractNumId="4">
+    <w:nsid w:val="CBF32B16"/>
+    <w:multiLevelType w:val="singleLevel"/>
+    <w:tmpl w:val="CBF32B16"/>
+    <w:lvl w:ilvl="0" w:tentative="0">
+      <w:start w:val="1"/>
+      <w:numFmt w:val="decimal"/>
+      <w:lvlText w:val="%1."/>
+      <w:lvlJc w:val="left"/>
+      <w:pPr>
+        <w:ind w:left="425" w:hanging="425"/>
+      </w:pPr>
+      <w:rPr>
+        <w:rFonts w:hint="default"/>
+      </w:rPr>
+    </w:lvl>
+  </w:abstractNum>
+  <w:abstractNum w:abstractNumId="5">
+    <w:nsid w:val="DBD18425"/>
+    <w:multiLevelType w:val="singleLevel"/>
+    <w:tmpl w:val="DBD18425"/>
+    <w:lvl w:ilvl="0" w:tentative="0">
+      <w:start w:val="1"/>
+      <w:numFmt w:val="decimal"/>
+      <w:lvlText w:val="%1."/>
+      <w:lvlJc w:val="left"/>
+      <w:pPr>
+        <w:ind w:left="425" w:hanging="425"/>
+      </w:pPr>
+      <w:rPr>
+        <w:rFonts w:hint="default"/>
+      </w:rPr>
+    </w:lvl>
+  </w:abstractNum>
+  <w:abstractNum w:abstractNumId="6">
     <w:nsid w:val="E45434A0"/>
     <w:multiLevelType w:val="singleLevel"/>
     <w:tmpl w:val="E45434A0"/>
@@ -7188,7 +9173,7 @@
       </w:rPr>
     </w:lvl>
   </w:abstractNum>
-  <w:abstractNum w:abstractNumId="4">
+  <w:abstractNum w:abstractNumId="7">
     <w:nsid w:val="E4C4C4CB"/>
     <w:multiLevelType w:val="singleLevel"/>
     <w:tmpl w:val="E4C4C4CB"/>
@@ -7205,7 +9190,7 @@
       </w:rPr>
     </w:lvl>
   </w:abstractNum>
-  <w:abstractNum w:abstractNumId="5">
+  <w:abstractNum w:abstractNumId="8">
     <w:nsid w:val="F3EBFA7E"/>
     <w:multiLevelType w:val="singleLevel"/>
     <w:tmpl w:val="F3EBFA7E"/>
@@ -7222,7 +9207,7 @@
       </w:rPr>
     </w:lvl>
   </w:abstractNum>
-  <w:abstractNum w:abstractNumId="6">
+  <w:abstractNum w:abstractNumId="9">
     <w:nsid w:val="309DACC9"/>
     <w:multiLevelType w:val="singleLevel"/>
     <w:tmpl w:val="309DACC9"/>
@@ -7239,7 +9224,7 @@
       </w:rPr>
     </w:lvl>
   </w:abstractNum>
-  <w:abstractNum w:abstractNumId="7">
+  <w:abstractNum w:abstractNumId="10">
     <w:nsid w:val="4E7994DE"/>
     <w:multiLevelType w:val="singleLevel"/>
     <w:tmpl w:val="4E7994DE"/>
@@ -7256,7 +9241,7 @@
       </w:rPr>
     </w:lvl>
   </w:abstractNum>
-  <w:abstractNum w:abstractNumId="8">
+  <w:abstractNum w:abstractNumId="11">
     <w:nsid w:val="6A28AFB9"/>
     <w:multiLevelType w:val="singleLevel"/>
     <w:tmpl w:val="6A28AFB9"/>
@@ -7283,22 +9268,31 @@
     <w:abstractNumId w:val="0"/>
   </w:num>
   <w:num w:numId="4">
+    <w:abstractNumId w:val="8"/>
+  </w:num>
+  <w:num w:numId="5">
+    <w:abstractNumId w:val="6"/>
+  </w:num>
+  <w:num w:numId="6">
+    <w:abstractNumId w:val="7"/>
+  </w:num>
+  <w:num w:numId="7">
+    <w:abstractNumId w:val="4"/>
+  </w:num>
+  <w:num w:numId="8">
     <w:abstractNumId w:val="5"/>
   </w:num>
-  <w:num w:numId="5">
+  <w:num w:numId="9">
     <w:abstractNumId w:val="3"/>
   </w:num>
-  <w:num w:numId="6">
-    <w:abstractNumId w:val="4"/>
+  <w:num w:numId="10">
+    <w:abstractNumId w:val="9"/>
   </w:num>
-  <w:num w:numId="7">
-    <w:abstractNumId w:val="6"/>
+  <w:num w:numId="11">
+    <w:abstractNumId w:val="11"/>
   </w:num>
-  <w:num w:numId="8">
-    <w:abstractNumId w:val="8"/>
-  </w:num>
-  <w:num w:numId="9">
-    <w:abstractNumId w:val="7"/>
+  <w:num w:numId="12">
+    <w:abstractNumId w:val="10"/>
   </w:num>
 </w:numbering>
 </file>
@@ -7565,6 +9559,7 @@
   </w:latentStyles>
   <w:style w:type="paragraph" w:default="1" w:styleId="1">
     <w:name w:val="Normal"/>
+    <w:next w:val="2"/>
     <w:semiHidden/>
     <w:qFormat/>
     <w:uiPriority w:val="0"/>
@@ -7588,7 +9583,7 @@
       <w:lang w:val="en-US" w:eastAsia="en-US" w:bidi="ar-SA"/>
     </w:rPr>
   </w:style>
-  <w:style w:type="paragraph" w:styleId="2">
+  <w:style w:type="paragraph" w:styleId="3">
     <w:name w:val="heading 1"/>
     <w:basedOn w:val="1"/>
     <w:next w:val="1"/>
@@ -7611,7 +9606,7 @@
       <w:sz w:val="44"/>
     </w:rPr>
   </w:style>
-  <w:style w:type="paragraph" w:styleId="3">
+  <w:style w:type="paragraph" w:styleId="2">
     <w:name w:val="heading 2"/>
     <w:basedOn w:val="1"/>
     <w:next w:val="1"/>
@@ -8035,7 +10030,7 @@
   </w:style>
   <w:style w:type="paragraph" w:customStyle="1" w:styleId="28">
     <w:name w:val="柴_标题1"/>
-    <w:basedOn w:val="2"/>
+    <w:basedOn w:val="3"/>
     <w:next w:val="29"/>
     <w:link w:val="38"/>
     <w:qFormat/>
@@ -8066,7 +10061,7 @@
   </w:style>
   <w:style w:type="paragraph" w:customStyle="1" w:styleId="30">
     <w:name w:val="柴_标题2"/>
-    <w:basedOn w:val="3"/>
+    <w:basedOn w:val="2"/>
     <w:next w:val="29"/>
     <w:qFormat/>
     <w:uiPriority w:val="0"/>

--- a/7-技术管理/运行记录类文件/070201-2025年运维研发规划.docx
+++ b/7-技术管理/运行记录类文件/070201-2025年运维研发规划.docx
@@ -3165,7 +3165,7 @@
           <w:rFonts w:hint="eastAsia"/>
           <w:lang w:val="en-US" w:eastAsia="zh-CN"/>
         </w:rPr>
-        <w:t>Prometheus 是一套开源的系统监控报警框架。具有强大的多维度数据模型和灵活的查询语句（PromQL）。Grafana 是一个跨平台的开源的度量分析和可视化工具，能够经过将采集的数据查询而后可视化的展现。因为是开源自定义软件，目前已完成了监控界面设计，并投入使用，主要用于监控：</w:t>
+        <w:t>Prometheus是一套开源的系统监控报警框架。具有强大的多维度数据模型和灵活的查询语句（PromQL）。Grafana 是一个跨平台的开源的度量分析和可视化工具，能够经过将采集的数据查询而后可视化的展现。因为是开源自定义软件，目前已完成了监控界面设计，并投入使用，主要用于监控：</w:t>
       </w:r>
       <w:r>
         <w:rPr>
@@ -3267,7 +3267,7 @@
           <w:rFonts w:hint="eastAsia"/>
           <w:lang w:val="en-US" w:eastAsia="zh-CN"/>
         </w:rPr>
-        <w:t>目前对运维项目的监控模式是pc机在线查看模式，对于一线运维人员来说操作十分不便，而且局限性大。</w:t>
+        <w:t>目前对运维项目的监控模式是Pc机在线查看模式，对于一线运维人员来说操作十分不便，而且局限性大。</w:t>
       </w:r>
     </w:p>
     <w:p>
@@ -3309,7 +3309,7 @@
           <w:rFonts w:hint="eastAsia"/>
           <w:lang w:val="en-US" w:eastAsia="zh-CN"/>
         </w:rPr>
-        <w:t>针对运维项目监控模式是PC机在线查看模式，对于一线运维人员操作不方便，局限性大的痛点，对Prometheus+Grafana 监控系统进行功能扩展增加邮件告警、企业微信告警</w:t>
+        <w:t>针对运维项目监控模式是PC机在线查看模式，对于一线运维人员操作不方便，局限性大的痛点，对Prometheus+Grafana 监控系统进行功能扩展增加邮件告警、企业微信告警和手机告警</w:t>
       </w:r>
     </w:p>
     <w:p>
@@ -3379,6 +3379,7 @@
           <w:lang w:val="en-US" w:eastAsia="zh-CN"/>
         </w:rPr>
       </w:pPr>
+      <w:bookmarkStart w:id="15" w:name="_GoBack"/>
       <w:r>
         <w:rPr>
           <w:rFonts w:hint="eastAsia" w:eastAsia="宋体"/>
@@ -3485,6 +3486,7 @@
         <w:t>进度</w:t>
       </w:r>
     </w:p>
+    <w:bookmarkEnd w:id="15"/>
     <w:tbl>
       <w:tblPr>
         <w:tblStyle w:val="21"/>
@@ -4768,16 +4770,7 @@
                 <w:rFonts w:hint="eastAsia"/>
                 <w:lang w:val="en-US" w:eastAsia="zh-CN"/>
               </w:rPr>
-              <w:t>手机</w:t>
-            </w:r>
-            <w:bookmarkStart w:id="15" w:name="_GoBack"/>
-            <w:bookmarkEnd w:id="15"/>
-            <w:r>
-              <w:rPr>
-                <w:rFonts w:hint="eastAsia"/>
-                <w:lang w:val="en-US" w:eastAsia="zh-CN"/>
-              </w:rPr>
-              <w:t>告警通道实现模块</w:t>
+              <w:t>手机告警通道实现模块</w:t>
             </w:r>
           </w:p>
         </w:tc>
